--- a/docs/graph-editor/LabelEditor_設計書.docx
+++ b/docs/graph-editor/LabelEditor_設計書.docx
@@ -726,7 +726,7 @@
           <w:i w:val="0"/>
           <w:sz w:val="21"/>
         </w:rPr>
-        <w:t xml:space="preserve"> に配信し、</w:t>
+        <w:t xml:space="preserve"> に配信し、端末標準の「管理された」既定 Edge を </w:t>
       </w:r>
       <w:r>
         <w:rPr>
@@ -735,7 +735,7 @@
           <w:i w:val="0"/>
           <w:sz w:val="20"/>
         </w:rPr>
-        <w:t>msedge.exe --app=&lt;URL&gt; --user-data-dir=&lt;exe 隣の data/tmp/&lt;pid&gt;/edge-profile&gt;</w:t>
+        <w:t>msedge.exe --app=&lt;URL&gt;</w:t>
       </w:r>
       <w:r>
         <w:rPr>
@@ -744,7 +744,7 @@
           <w:i w:val="0"/>
           <w:sz w:val="21"/>
         </w:rPr>
-        <w:t xml:space="preserve"> でアプリ窓として開く。窓を閉じると（プロセス終了 / </w:t>
+        <w:t xml:space="preserve">（特殊フラグ無し）でアプリ窓として開く。窓を閉じると（プロセス終了 / </w:t>
       </w:r>
       <w:r>
         <w:rPr>
@@ -850,25 +850,7 @@
           <w:i w:val="0"/>
           <w:sz w:val="21"/>
         </w:rPr>
-        <w:t xml:space="preserve"> = Edge 側ログ）に出す。実行時に書く一時データ（Edge プロファイル等）は </w:t>
-      </w:r>
-      <w:r>
-        <w:rPr>
-          <w:rFonts w:ascii="ＭＳ ゴシック" w:hAnsi="ＭＳ ゴシック" w:eastAsia="ＭＳ ゴシック"/>
-          <w:b w:val="0"/>
-          <w:i w:val="0"/>
-          <w:sz w:val="20"/>
-        </w:rPr>
-        <w:t>data/tmp/&lt;pid&gt;</w:t>
-      </w:r>
-      <w:r>
-        <w:rPr>
-          <w:rFonts w:ascii="Meiryo UI" w:hAnsi="Meiryo UI" w:eastAsia="Meiryo UI"/>
-          <w:b w:val="0"/>
-          <w:i w:val="0"/>
-          <w:sz w:val="21"/>
-        </w:rPr>
-        <w:t xml:space="preserve"> に集約し、終了時に丸ごと削除する。</w:t>
+        <w:t xml:space="preserve"> = Edge 側ログ）に出す。</w:t>
       </w:r>
     </w:p>
     <w:p>
@@ -883,7 +865,7 @@
           <w:i w:val="0"/>
           <w:sz w:val="20"/>
         </w:rPr>
-        <w:t>VDI/リモートデスクトップ対応</w:t>
+        <w:t>VDI/リモートデスクトップ対応（重要）</w:t>
       </w:r>
       <w:r>
         <w:rPr>
@@ -892,7 +874,25 @@
           <w:i w:val="0"/>
           <w:sz w:val="20"/>
         </w:rPr>
-        <w:t>: 実 GPU が無い環境では Chromium(Edge) の GPU/コンポジタがクラッシュしてアプリ窓が「一瞬出て消える」ため、</w:t>
+        <w:t xml:space="preserve">: 当初は隔離 </w:t>
+      </w:r>
+      <w:r>
+        <w:rPr>
+          <w:rFonts w:ascii="ＭＳ ゴシック" w:hAnsi="ＭＳ ゴシック" w:eastAsia="ＭＳ ゴシック"/>
+          <w:b w:val="0"/>
+          <w:i w:val="0"/>
+          <w:sz w:val="19"/>
+        </w:rPr>
+        <w:t>--user-data-dir</w:t>
+      </w:r>
+      <w:r>
+        <w:rPr>
+          <w:rFonts w:ascii="Meiryo UI" w:hAnsi="Meiryo UI" w:eastAsia="Meiryo UI"/>
+          <w:b w:val="0"/>
+          <w:i w:val="0"/>
+          <w:sz w:val="20"/>
+        </w:rPr>
+        <w:t xml:space="preserve"> ＋ </w:t>
       </w:r>
       <w:r>
         <w:rPr>
@@ -910,7 +910,25 @@
           <w:i w:val="0"/>
           <w:sz w:val="20"/>
         </w:rPr>
-        <w:t xml:space="preserve"> 等でソフトウェア描画へ固定する。さらに C ドライブ/</w:t>
+        <w:t>（ソフトウェア描画固定）で起動していたが、VDI ではこの非標準構成だと Edge のレンダラが不安定で</w:t>
+      </w:r>
+      <w:r>
+        <w:rPr>
+          <w:rFonts w:ascii="Meiryo UI" w:hAnsi="Meiryo UI" w:eastAsia="Meiryo UI"/>
+          <w:b/>
+          <w:i w:val="0"/>
+          <w:sz w:val="20"/>
+        </w:rPr>
+        <w:t>アプリ窓がクラッシュ</w:t>
+      </w:r>
+      <w:r>
+        <w:rPr>
+          <w:rFonts w:ascii="Meiryo UI" w:hAnsi="Meiryo UI" w:eastAsia="Meiryo UI"/>
+          <w:b w:val="0"/>
+          <w:i w:val="0"/>
+          <w:sz w:val="20"/>
+        </w:rPr>
+        <w:t>した（</w:t>
       </w:r>
       <w:r>
         <w:rPr>
@@ -919,7 +937,7 @@
           <w:i w:val="0"/>
           <w:sz w:val="19"/>
         </w:rPr>
-        <w:t>%TEMP%</w:t>
+        <w:t>edge.log</w:t>
       </w:r>
       <w:r>
         <w:rPr>
@@ -928,7 +946,7 @@
           <w:i w:val="0"/>
           <w:sz w:val="20"/>
         </w:rPr>
-        <w:t xml:space="preserve"> がアクセス不可でも動くよう、実行時 temp と Edge プロファイルを exe 隣の </w:t>
+        <w:t xml:space="preserve"> に </w:t>
       </w:r>
       <w:r>
         <w:rPr>
@@ -937,7 +955,7 @@
           <w:i w:val="0"/>
           <w:sz w:val="19"/>
         </w:rPr>
-        <w:t>data/tmp/&lt;pid&gt;</w:t>
+        <w:t>GetGpuDriverOverlayInfo failed to retrieve video device</w:t>
       </w:r>
       <w:r>
         <w:rPr>
@@ -946,16 +964,16 @@
           <w:i w:val="0"/>
           <w:sz w:val="20"/>
         </w:rPr>
-        <w:t xml:space="preserve"> に集約し、子 Edge の </w:t>
+        <w:t>。通常の Edge ブラウジング自体は安定）。そこで</w:t>
       </w:r>
       <w:r>
         <w:rPr>
-          <w:rFonts w:ascii="ＭＳ ゴシック" w:hAnsi="ＭＳ ゴシック" w:eastAsia="ＭＳ ゴシック"/>
-          <w:b w:val="0"/>
+          <w:rFonts w:ascii="Meiryo UI" w:hAnsi="Meiryo UI" w:eastAsia="Meiryo UI"/>
+          <w:b/>
           <w:i w:val="0"/>
-          <w:sz w:val="19"/>
+          <w:sz w:val="20"/>
         </w:rPr>
-        <w:t>TEMP</w:t>
+        <w:t>余計なフラグを付けず、安定動作している既定 Edge と同じ構成</w:t>
       </w:r>
       <w:r>
         <w:rPr>
@@ -964,25 +982,7 @@
           <w:i w:val="0"/>
           <w:sz w:val="20"/>
         </w:rPr>
-        <w:t>/</w:t>
-      </w:r>
-      <w:r>
-        <w:rPr>
-          <w:rFonts w:ascii="ＭＳ ゴシック" w:hAnsi="ＭＳ ゴシック" w:eastAsia="ＭＳ ゴシック"/>
-          <w:b w:val="0"/>
-          <w:i w:val="0"/>
-          <w:sz w:val="19"/>
-        </w:rPr>
-        <w:t>TMP</w:t>
-      </w:r>
-      <w:r>
-        <w:rPr>
-          <w:rFonts w:ascii="Meiryo UI" w:hAnsi="Meiryo UI" w:eastAsia="Meiryo UI"/>
-          <w:b w:val="0"/>
-          <w:i w:val="0"/>
-          <w:sz w:val="20"/>
-        </w:rPr>
-        <w:t xml:space="preserve"> もそこへ向ける。なお落ちる場合は </w:t>
+        <w:t xml:space="preserve">で開く方針に変更した。なお落ちる場合は </w:t>
       </w:r>
       <w:r>
         <w:rPr>
@@ -1034,7 +1034,7 @@
           <w:i w:val="0"/>
           <w:sz w:val="21"/>
         </w:rPr>
-        <w:t xml:space="preserve">ファイルの開く / 保存は、ブラウザの </w:t>
+        <w:t xml:space="preserve">ファイルの開く / 保存は </w:t>
       </w:r>
       <w:r>
         <w:rPr>
@@ -1043,7 +1043,7 @@
           <w:i w:val="0"/>
           <w:sz w:val="21"/>
         </w:rPr>
-        <w:t>File System Access API</w:t>
+        <w:t>従来型 `&lt;input type=file&gt;` ＋ ダウンロード</w:t>
       </w:r>
       <w:r>
         <w:rPr>
@@ -1052,7 +1052,7 @@
           <w:i w:val="0"/>
           <w:sz w:val="21"/>
         </w:rPr>
-        <w:t>（</w:t>
+        <w:t>を使う（D&amp;D でも開ける）。File System Access API のネイティブピッカー（</w:t>
       </w:r>
       <w:r>
         <w:rPr>
@@ -1088,43 +1088,7 @@
           <w:i w:val="0"/>
           <w:sz w:val="21"/>
         </w:rPr>
-        <w:t>）でネイティブのダイアログを使う。</w:t>
-      </w:r>
-      <w:r>
-        <w:rPr>
-          <w:rFonts w:ascii="ＭＳ ゴシック" w:hAnsi="ＭＳ ゴシック" w:eastAsia="ＭＳ ゴシック"/>
-          <w:b w:val="0"/>
-          <w:i w:val="0"/>
-          <w:sz w:val="20"/>
-        </w:rPr>
-        <w:t>http://127.0.0.1</w:t>
-      </w:r>
-      <w:r>
-        <w:rPr>
-          <w:rFonts w:ascii="Meiryo UI" w:hAnsi="Meiryo UI" w:eastAsia="Meiryo UI"/>
-          <w:b w:val="0"/>
-          <w:i w:val="0"/>
-          <w:sz w:val="21"/>
-        </w:rPr>
-        <w:t xml:space="preserve"> は secure context のため API が利用できる。非対応ブラウザでは </w:t>
-      </w:r>
-      <w:r>
-        <w:rPr>
-          <w:rFonts w:ascii="ＭＳ ゴシック" w:hAnsi="ＭＳ ゴシック" w:eastAsia="ＭＳ ゴシック"/>
-          <w:b w:val="0"/>
-          <w:i w:val="0"/>
-          <w:sz w:val="20"/>
-        </w:rPr>
-        <w:t>&lt;input type=file&gt;</w:t>
-      </w:r>
-      <w:r>
-        <w:rPr>
-          <w:rFonts w:ascii="Meiryo UI" w:hAnsi="Meiryo UI" w:eastAsia="Meiryo UI"/>
-          <w:b w:val="0"/>
-          <w:i w:val="0"/>
-          <w:sz w:val="21"/>
-        </w:rPr>
-        <w:t>（開く）／ ダウンロード（保存）へ自動フォールバックする。</w:t>
+        <w:t>）は VDI の管理された Edge でレンダラごとクラッシュするため使わない（保存先はダウンロードフォルダ固定）。</w:t>
       </w:r>
     </w:p>
     <w:p>

--- a/docs/graph-editor/LabelEditor_設計書.docx
+++ b/docs/graph-editor/LabelEditor_設計書.docx
@@ -3,25 +3,59 @@
 <w:document xmlns:wpc="http://schemas.microsoft.com/office/word/2010/wordprocessingCanvas" xmlns:mo="http://schemas.microsoft.com/office/mac/office/2008/main" xmlns:mc="http://schemas.openxmlformats.org/markup-compatibility/2006" xmlns:mv="urn:schemas-microsoft-com:mac:vml" xmlns:o="urn:schemas-microsoft-com:office:office" xmlns:r="http://schemas.openxmlformats.org/officeDocument/2006/relationships" xmlns:m="http://schemas.openxmlformats.org/officeDocument/2006/math" xmlns:v="urn:schemas-microsoft-com:vml" xmlns:wp14="http://schemas.microsoft.com/office/word/2010/wordprocessingDrawing" xmlns:wp="http://schemas.openxmlformats.org/drawingml/2006/wordprocessingDrawing" xmlns:w10="urn:schemas-microsoft-com:office:word" xmlns:w="http://schemas.openxmlformats.org/wordprocessingml/2006/main" xmlns:w14="http://schemas.microsoft.com/office/word/2010/wordml" xmlns:wpg="http://schemas.microsoft.com/office/word/2010/wordprocessingGroup" xmlns:wpi="http://schemas.microsoft.com/office/word/2010/wordprocessingInk" xmlns:wne="http://schemas.microsoft.com/office/word/2006/wordml" xmlns:wps="http://schemas.microsoft.com/office/word/2010/wordprocessingShape" mc:Ignorable="w14 wp14">
   <w:body>
     <w:p>
+      <w:pPr>
+        <w:pBdr>
+          <w:top w:val="single" w:sz="16" w:space="4" w:color="20242C"/>
+        </w:pBdr>
+        <w:spacing w:before="40" w:after="0"/>
+      </w:pPr>
       <w:r>
         <w:rPr>
-          <w:rFonts w:ascii="Meiryo UI" w:hAnsi="Meiryo UI" w:eastAsia="Meiryo UI"/>
+          <w:rFonts w:ascii="BIZ UDGothic" w:hAnsi="BIZ UDGothic" w:eastAsia="BIZ UDGothic"/>
           <w:b/>
           <w:i w:val="0"/>
           <w:color w:val="1F5C99"/>
-          <w:sz w:val="44"/>
+          <w:sz w:val="18"/>
+        </w:rPr>
+        <w:t>DESIGN SPEC</w:t>
+      </w:r>
+    </w:p>
+    <w:p>
+      <w:pPr>
+        <w:spacing w:after="40"/>
+      </w:pPr>
+      <w:r>
+        <w:rPr>
+          <w:rFonts w:ascii="BIZ UDPGothic" w:hAnsi="BIZ UDPGothic" w:eastAsia="BIZ UDPGothic"/>
+          <w:b/>
+          <w:i w:val="0"/>
+          <w:color w:val="20242C"/>
+          <w:sz w:val="56"/>
         </w:rPr>
         <w:t>SVG ラベル位置エディタ 詳細設計書</w:t>
       </w:r>
-    </w:p>
-    <w:p>
       <w:r>
         <w:rPr>
-          <w:rFonts w:ascii="Meiryo UI" w:hAnsi="Meiryo UI" w:eastAsia="Meiryo UI"/>
+          <w:rFonts w:ascii="BIZ UDGothic" w:hAnsi="BIZ UDGothic" w:eastAsia="BIZ UDGothic"/>
           <w:b w:val="0"/>
           <w:i w:val="0"/>
           <w:color w:val="606874"/>
           <w:sz w:val="22"/>
+        </w:rPr>
+        <w:t xml:space="preserve">   v1.0</w:t>
+      </w:r>
+    </w:p>
+    <w:p>
+      <w:pPr>
+        <w:spacing w:after="160"/>
+      </w:pPr>
+      <w:r>
+        <w:rPr>
+          <w:rFonts w:ascii="BIZ UDGothic" w:hAnsi="BIZ UDGothic" w:eastAsia="BIZ UDGothic"/>
+          <w:b w:val="0"/>
+          <w:i w:val="0"/>
+          <w:color w:val="606874"/>
+          <w:sz w:val="20"/>
         </w:rPr>
         <w:t>円グラフ SVG ラベル微調整ツール ／ エンジニア向け（保守・改修用）</w:t>
       </w:r>
@@ -32,21 +66,7 @@
       </w:pPr>
       <w:r>
         <w:rPr>
-          <w:rFonts w:ascii="Meiryo UI" w:hAnsi="Meiryo UI" w:eastAsia="Meiryo UI"/>
-          <w:b w:val="0"/>
-          <w:i w:val="0"/>
-          <w:sz w:val="19"/>
-        </w:rPr>
-        <w:t>版: 1.0</w:t>
-      </w:r>
-    </w:p>
-    <w:p>
-      <w:pPr>
-        <w:spacing w:after="80"/>
-      </w:pPr>
-      <w:r>
-        <w:rPr>
-          <w:rFonts w:ascii="Meiryo UI" w:hAnsi="Meiryo UI" w:eastAsia="Meiryo UI"/>
+          <w:rFonts w:ascii="BIZ UDPGothic" w:hAnsi="BIZ UDPGothic" w:eastAsia="BIZ UDPGothic"/>
           <w:b w:val="0"/>
           <w:i w:val="0"/>
           <w:sz w:val="21"/>
@@ -55,7 +75,7 @@
       </w:r>
       <w:r>
         <w:rPr>
-          <w:rFonts w:ascii="ＭＳ ゴシック" w:hAnsi="ＭＳ ゴシック" w:eastAsia="ＭＳ ゴシック"/>
+          <w:rFonts w:ascii="BIZ UDGothic" w:hAnsi="BIZ UDGothic" w:eastAsia="BIZ UDGothic"/>
           <w:b w:val="0"/>
           <w:i w:val="0"/>
           <w:sz w:val="20"/>
@@ -64,7 +84,7 @@
       </w:r>
       <w:r>
         <w:rPr>
-          <w:rFonts w:ascii="Meiryo UI" w:hAnsi="Meiryo UI" w:eastAsia="Meiryo UI"/>
+          <w:rFonts w:ascii="BIZ UDPGothic" w:hAnsi="BIZ UDPGothic" w:eastAsia="BIZ UDPGothic"/>
           <w:b w:val="0"/>
           <w:i w:val="0"/>
           <w:sz w:val="21"/>
@@ -75,16 +95,29 @@
     <w:p>
       <w:pPr>
         <w:spacing w:before="200" w:after="60"/>
+        <w:pBdr>
+          <w:bottom w:val="single" w:sz="6" w:space="4" w:color="CDD5DD"/>
+        </w:pBdr>
       </w:pPr>
       <w:r>
         <w:rPr>
-          <w:rFonts w:ascii="Meiryo UI" w:hAnsi="Meiryo UI" w:eastAsia="Meiryo UI"/>
+          <w:rFonts w:ascii="BIZ UDGothic" w:hAnsi="BIZ UDGothic" w:eastAsia="BIZ UDGothic"/>
           <w:b/>
           <w:i w:val="0"/>
           <w:color w:val="1F5C99"/>
           <w:sz w:val="30"/>
         </w:rPr>
-        <w:t>1. 概要・目的</w:t>
+        <w:t xml:space="preserve">1. </w:t>
+      </w:r>
+      <w:r>
+        <w:rPr>
+          <w:rFonts w:ascii="BIZ UDPGothic" w:hAnsi="BIZ UDPGothic" w:eastAsia="BIZ UDPGothic"/>
+          <w:b/>
+          <w:i w:val="0"/>
+          <w:color w:val="20242C"/>
+          <w:sz w:val="30"/>
+        </w:rPr>
+        <w:t>概要・目的</w:t>
       </w:r>
     </w:p>
     <w:p>
@@ -93,7 +126,7 @@
       </w:pPr>
       <w:r>
         <w:rPr>
-          <w:rFonts w:ascii="Meiryo UI" w:hAnsi="Meiryo UI" w:eastAsia="Meiryo UI"/>
+          <w:rFonts w:ascii="BIZ UDPGothic" w:hAnsi="BIZ UDPGothic" w:eastAsia="BIZ UDPGothic"/>
           <w:b w:val="0"/>
           <w:i w:val="0"/>
           <w:sz w:val="21"/>
@@ -109,7 +142,7 @@
       </w:pPr>
       <w:r>
         <w:rPr>
-          <w:rFonts w:ascii="Meiryo UI" w:hAnsi="Meiryo UI" w:eastAsia="Meiryo UI"/>
+          <w:rFonts w:ascii="BIZ UDPGothic" w:hAnsi="BIZ UDPGothic" w:eastAsia="BIZ UDPGothic"/>
           <w:b/>
           <w:i w:val="0"/>
           <w:sz w:val="21"/>
@@ -118,7 +151,7 @@
       </w:r>
       <w:r>
         <w:rPr>
-          <w:rFonts w:ascii="Meiryo UI" w:hAnsi="Meiryo UI" w:eastAsia="Meiryo UI"/>
+          <w:rFonts w:ascii="BIZ UDPGothic" w:hAnsi="BIZ UDPGothic" w:eastAsia="BIZ UDPGothic"/>
           <w:b w:val="0"/>
           <w:i w:val="0"/>
           <w:sz w:val="21"/>
@@ -134,7 +167,7 @@
       </w:pPr>
       <w:r>
         <w:rPr>
-          <w:rFonts w:ascii="Meiryo UI" w:hAnsi="Meiryo UI" w:eastAsia="Meiryo UI"/>
+          <w:rFonts w:ascii="BIZ UDPGothic" w:hAnsi="BIZ UDPGothic" w:eastAsia="BIZ UDPGothic"/>
           <w:b w:val="0"/>
           <w:i w:val="0"/>
           <w:sz w:val="21"/>
@@ -143,7 +176,7 @@
       </w:r>
       <w:r>
         <w:rPr>
-          <w:rFonts w:ascii="Meiryo UI" w:hAnsi="Meiryo UI" w:eastAsia="Meiryo UI"/>
+          <w:rFonts w:ascii="BIZ UDPGothic" w:hAnsi="BIZ UDPGothic" w:eastAsia="BIZ UDPGothic"/>
           <w:b/>
           <w:i w:val="0"/>
           <w:sz w:val="21"/>
@@ -152,7 +185,7 @@
       </w:r>
       <w:r>
         <w:rPr>
-          <w:rFonts w:ascii="Meiryo UI" w:hAnsi="Meiryo UI" w:eastAsia="Meiryo UI"/>
+          <w:rFonts w:ascii="BIZ UDPGothic" w:hAnsi="BIZ UDPGothic" w:eastAsia="BIZ UDPGothic"/>
           <w:b w:val="0"/>
           <w:i w:val="0"/>
           <w:sz w:val="21"/>
@@ -168,7 +201,7 @@
       </w:pPr>
       <w:r>
         <w:rPr>
-          <w:rFonts w:ascii="Meiryo UI" w:hAnsi="Meiryo UI" w:eastAsia="Meiryo UI"/>
+          <w:rFonts w:ascii="BIZ UDPGothic" w:hAnsi="BIZ UDPGothic" w:eastAsia="BIZ UDPGothic"/>
           <w:b w:val="0"/>
           <w:i w:val="0"/>
           <w:sz w:val="21"/>
@@ -179,21 +212,33 @@
     <w:p>
       <w:pPr>
         <w:spacing w:before="200" w:after="60"/>
+        <w:pBdr>
+          <w:bottom w:val="single" w:sz="6" w:space="4" w:color="CDD5DD"/>
+        </w:pBdr>
       </w:pPr>
       <w:r>
         <w:rPr>
-          <w:rFonts w:ascii="Meiryo UI" w:hAnsi="Meiryo UI" w:eastAsia="Meiryo UI"/>
+          <w:rFonts w:ascii="BIZ UDGothic" w:hAnsi="BIZ UDGothic" w:eastAsia="BIZ UDGothic"/>
           <w:b/>
           <w:i w:val="0"/>
           <w:color w:val="1F5C99"/>
           <w:sz w:val="30"/>
         </w:rPr>
-        <w:t>2. 構成</w:t>
+        <w:t xml:space="preserve">2. </w:t>
+      </w:r>
+      <w:r>
+        <w:rPr>
+          <w:rFonts w:ascii="BIZ UDPGothic" w:hAnsi="BIZ UDPGothic" w:eastAsia="BIZ UDPGothic"/>
+          <w:b/>
+          <w:i w:val="0"/>
+          <w:color w:val="20242C"/>
+          <w:sz w:val="30"/>
+        </w:rPr>
+        <w:t>構成</w:t>
       </w:r>
     </w:p>
     <w:tbl>
       <w:tblPr>
-        <w:tblStyle w:val="LightGrid-Accent1"/>
         <w:tblW w:type="auto" w:w="0"/>
         <w:jc w:val="left"/>
         <w:tblLook w:firstColumn="1" w:firstRow="1" w:lastColumn="0" w:lastRow="0" w:noHBand="0" w:noVBand="1" w:val="04A0"/>
@@ -206,15 +251,19 @@
         <w:tc>
           <w:tcPr>
             <w:tcW w:type="dxa" w:w="4873"/>
+            <w:tcBorders>
+              <w:bottom w:val="single" w:sz="12" w:space="0" w:color="20242C"/>
+            </w:tcBorders>
           </w:tcPr>
           <w:p>
             <w:r/>
             <w:r>
               <w:rPr>
-                <w:rFonts w:ascii="Meiryo UI" w:hAnsi="Meiryo UI" w:eastAsia="Meiryo UI"/>
+                <w:rFonts w:ascii="BIZ UDPGothic" w:hAnsi="BIZ UDPGothic" w:eastAsia="BIZ UDPGothic"/>
                 <w:b/>
                 <w:i w:val="0"/>
-                <w:sz w:val="19"/>
+                <w:color w:val="1F5C99"/>
+                <w:sz w:val="20"/>
               </w:rPr>
               <w:t>ファイル</w:t>
             </w:r>
@@ -223,15 +272,19 @@
         <w:tc>
           <w:tcPr>
             <w:tcW w:type="dxa" w:w="4873"/>
+            <w:tcBorders>
+              <w:bottom w:val="single" w:sz="12" w:space="0" w:color="20242C"/>
+            </w:tcBorders>
           </w:tcPr>
           <w:p>
             <w:r/>
             <w:r>
               <w:rPr>
-                <w:rFonts w:ascii="Meiryo UI" w:hAnsi="Meiryo UI" w:eastAsia="Meiryo UI"/>
+                <w:rFonts w:ascii="BIZ UDPGothic" w:hAnsi="BIZ UDPGothic" w:eastAsia="BIZ UDPGothic"/>
                 <w:b/>
                 <w:i w:val="0"/>
-                <w:sz w:val="19"/>
+                <w:color w:val="1F5C99"/>
+                <w:sz w:val="20"/>
               </w:rPr>
               <w:t>役割</w:t>
             </w:r>
@@ -242,12 +295,15 @@
         <w:tc>
           <w:tcPr>
             <w:tcW w:type="dxa" w:w="4873"/>
+            <w:tcBorders>
+              <w:bottom w:val="single" w:sz="8" w:space="0" w:color="E8ECF0"/>
+            </w:tcBorders>
           </w:tcPr>
           <w:p>
             <w:r/>
             <w:r>
               <w:rPr>
-                <w:rFonts w:ascii="ＭＳ ゴシック" w:hAnsi="ＭＳ ゴシック" w:eastAsia="ＭＳ ゴシック"/>
+                <w:rFonts w:ascii="BIZ UDGothic" w:hAnsi="BIZ UDGothic" w:eastAsia="BIZ UDGothic"/>
                 <w:b w:val="0"/>
                 <w:i w:val="0"/>
                 <w:sz w:val="18"/>
@@ -259,12 +315,15 @@
         <w:tc>
           <w:tcPr>
             <w:tcW w:type="dxa" w:w="4873"/>
+            <w:tcBorders>
+              <w:bottom w:val="single" w:sz="8" w:space="0" w:color="E8ECF0"/>
+            </w:tcBorders>
           </w:tcPr>
           <w:p>
             <w:r/>
             <w:r>
               <w:rPr>
-                <w:rFonts w:ascii="Meiryo UI" w:hAnsi="Meiryo UI" w:eastAsia="Meiryo UI"/>
+                <w:rFonts w:ascii="BIZ UDPGothic" w:hAnsi="BIZ UDPGothic" w:eastAsia="BIZ UDPGothic"/>
                 <w:b w:val="0"/>
                 <w:i w:val="0"/>
                 <w:sz w:val="19"/>
@@ -273,7 +332,7 @@
             </w:r>
             <w:r>
               <w:rPr>
-                <w:rFonts w:ascii="ＭＳ ゴシック" w:hAnsi="ＭＳ ゴシック" w:eastAsia="ＭＳ ゴシック"/>
+                <w:rFonts w:ascii="BIZ UDGothic" w:hAnsi="BIZ UDGothic" w:eastAsia="BIZ UDGothic"/>
                 <w:b w:val="0"/>
                 <w:i w:val="0"/>
                 <w:sz w:val="18"/>
@@ -282,7 +341,7 @@
             </w:r>
             <w:r>
               <w:rPr>
-                <w:rFonts w:ascii="Meiryo UI" w:hAnsi="Meiryo UI" w:eastAsia="Meiryo UI"/>
+                <w:rFonts w:ascii="BIZ UDPGothic" w:hAnsi="BIZ UDPGothic" w:eastAsia="BIZ UDPGothic"/>
                 <w:b w:val="0"/>
                 <w:i w:val="0"/>
                 <w:sz w:val="19"/>
@@ -291,7 +350,7 @@
             </w:r>
             <w:r>
               <w:rPr>
-                <w:rFonts w:ascii="ＭＳ ゴシック" w:hAnsi="ＭＳ ゴシック" w:eastAsia="ＭＳ ゴシック"/>
+                <w:rFonts w:ascii="BIZ UDGothic" w:hAnsi="BIZ UDGothic" w:eastAsia="BIZ UDGothic"/>
                 <w:b w:val="0"/>
                 <w:i w:val="0"/>
                 <w:sz w:val="18"/>
@@ -300,7 +359,7 @@
             </w:r>
             <w:r>
               <w:rPr>
-                <w:rFonts w:ascii="Meiryo UI" w:hAnsi="Meiryo UI" w:eastAsia="Meiryo UI"/>
+                <w:rFonts w:ascii="BIZ UDPGothic" w:hAnsi="BIZ UDPGothic" w:eastAsia="BIZ UDPGothic"/>
                 <w:b w:val="0"/>
                 <w:i w:val="0"/>
                 <w:sz w:val="19"/>
@@ -314,12 +373,15 @@
         <w:tc>
           <w:tcPr>
             <w:tcW w:type="dxa" w:w="4873"/>
+            <w:tcBorders>
+              <w:bottom w:val="single" w:sz="8" w:space="0" w:color="E8ECF0"/>
+            </w:tcBorders>
           </w:tcPr>
           <w:p>
             <w:r/>
             <w:r>
               <w:rPr>
-                <w:rFonts w:ascii="ＭＳ ゴシック" w:hAnsi="ＭＳ ゴシック" w:eastAsia="ＭＳ ゴシック"/>
+                <w:rFonts w:ascii="BIZ UDGothic" w:hAnsi="BIZ UDGothic" w:eastAsia="BIZ UDGothic"/>
                 <w:b w:val="0"/>
                 <w:i w:val="0"/>
                 <w:sz w:val="18"/>
@@ -331,12 +393,15 @@
         <w:tc>
           <w:tcPr>
             <w:tcW w:type="dxa" w:w="4873"/>
+            <w:tcBorders>
+              <w:bottom w:val="single" w:sz="8" w:space="0" w:color="E8ECF0"/>
+            </w:tcBorders>
           </w:tcPr>
           <w:p>
             <w:r/>
             <w:r>
               <w:rPr>
-                <w:rFonts w:ascii="Meiryo UI" w:hAnsi="Meiryo UI" w:eastAsia="Meiryo UI"/>
+                <w:rFonts w:ascii="BIZ UDPGothic" w:hAnsi="BIZ UDPGothic" w:eastAsia="BIZ UDPGothic"/>
                 <w:b w:val="0"/>
                 <w:i w:val="0"/>
                 <w:sz w:val="19"/>
@@ -350,12 +415,15 @@
         <w:tc>
           <w:tcPr>
             <w:tcW w:type="dxa" w:w="4873"/>
+            <w:tcBorders>
+              <w:bottom w:val="single" w:sz="8" w:space="0" w:color="E8ECF0"/>
+            </w:tcBorders>
           </w:tcPr>
           <w:p>
             <w:r/>
             <w:r>
               <w:rPr>
-                <w:rFonts w:ascii="ＭＳ ゴシック" w:hAnsi="ＭＳ ゴシック" w:eastAsia="ＭＳ ゴシック"/>
+                <w:rFonts w:ascii="BIZ UDGothic" w:hAnsi="BIZ UDGothic" w:eastAsia="BIZ UDGothic"/>
                 <w:b w:val="0"/>
                 <w:i w:val="0"/>
                 <w:sz w:val="18"/>
@@ -367,12 +435,15 @@
         <w:tc>
           <w:tcPr>
             <w:tcW w:type="dxa" w:w="4873"/>
+            <w:tcBorders>
+              <w:bottom w:val="single" w:sz="8" w:space="0" w:color="E8ECF0"/>
+            </w:tcBorders>
           </w:tcPr>
           <w:p>
             <w:r/>
             <w:r>
               <w:rPr>
-                <w:rFonts w:ascii="Meiryo UI" w:hAnsi="Meiryo UI" w:eastAsia="Meiryo UI"/>
+                <w:rFonts w:ascii="BIZ UDPGothic" w:hAnsi="BIZ UDPGothic" w:eastAsia="BIZ UDPGothic"/>
                 <w:b w:val="0"/>
                 <w:i w:val="0"/>
                 <w:sz w:val="19"/>
@@ -381,7 +452,7 @@
             </w:r>
             <w:r>
               <w:rPr>
-                <w:rFonts w:ascii="ＭＳ ゴシック" w:hAnsi="ＭＳ ゴシック" w:eastAsia="ＭＳ ゴシック"/>
+                <w:rFonts w:ascii="BIZ UDGothic" w:hAnsi="BIZ UDGothic" w:eastAsia="BIZ UDGothic"/>
                 <w:b w:val="0"/>
                 <w:i w:val="0"/>
                 <w:sz w:val="18"/>
@@ -390,7 +461,7 @@
             </w:r>
             <w:r>
               <w:rPr>
-                <w:rFonts w:ascii="Meiryo UI" w:hAnsi="Meiryo UI" w:eastAsia="Meiryo UI"/>
+                <w:rFonts w:ascii="BIZ UDPGothic" w:hAnsi="BIZ UDPGothic" w:eastAsia="BIZ UDPGothic"/>
                 <w:b w:val="0"/>
                 <w:i w:val="0"/>
                 <w:sz w:val="19"/>
@@ -399,7 +470,7 @@
             </w:r>
             <w:r>
               <w:rPr>
-                <w:rFonts w:ascii="ＭＳ ゴシック" w:hAnsi="ＭＳ ゴシック" w:eastAsia="ＭＳ ゴシック"/>
+                <w:rFonts w:ascii="BIZ UDGothic" w:hAnsi="BIZ UDGothic" w:eastAsia="BIZ UDGothic"/>
                 <w:b w:val="0"/>
                 <w:i w:val="0"/>
                 <w:sz w:val="18"/>
@@ -408,7 +479,7 @@
             </w:r>
             <w:r>
               <w:rPr>
-                <w:rFonts w:ascii="Meiryo UI" w:hAnsi="Meiryo UI" w:eastAsia="Meiryo UI"/>
+                <w:rFonts w:ascii="BIZ UDPGothic" w:hAnsi="BIZ UDPGothic" w:eastAsia="BIZ UDPGothic"/>
                 <w:b w:val="0"/>
                 <w:i w:val="0"/>
                 <w:sz w:val="19"/>
@@ -417,7 +488,7 @@
             </w:r>
             <w:r>
               <w:rPr>
-                <w:rFonts w:ascii="ＭＳ ゴシック" w:hAnsi="ＭＳ ゴシック" w:eastAsia="ＭＳ ゴシック"/>
+                <w:rFonts w:ascii="BIZ UDGothic" w:hAnsi="BIZ UDGothic" w:eastAsia="BIZ UDGothic"/>
                 <w:b w:val="0"/>
                 <w:i w:val="0"/>
                 <w:sz w:val="18"/>
@@ -426,7 +497,7 @@
             </w:r>
             <w:r>
               <w:rPr>
-                <w:rFonts w:ascii="Meiryo UI" w:hAnsi="Meiryo UI" w:eastAsia="Meiryo UI"/>
+                <w:rFonts w:ascii="BIZ UDPGothic" w:hAnsi="BIZ UDPGothic" w:eastAsia="BIZ UDPGothic"/>
                 <w:b w:val="0"/>
                 <w:i w:val="0"/>
                 <w:sz w:val="19"/>
@@ -435,7 +506,7 @@
             </w:r>
             <w:r>
               <w:rPr>
-                <w:rFonts w:ascii="ＭＳ ゴシック" w:hAnsi="ＭＳ ゴシック" w:eastAsia="ＭＳ ゴシック"/>
+                <w:rFonts w:ascii="BIZ UDGothic" w:hAnsi="BIZ UDGothic" w:eastAsia="BIZ UDGothic"/>
                 <w:b w:val="0"/>
                 <w:i w:val="0"/>
                 <w:sz w:val="18"/>
@@ -444,7 +515,7 @@
             </w:r>
             <w:r>
               <w:rPr>
-                <w:rFonts w:ascii="Meiryo UI" w:hAnsi="Meiryo UI" w:eastAsia="Meiryo UI"/>
+                <w:rFonts w:ascii="BIZ UDPGothic" w:hAnsi="BIZ UDPGothic" w:eastAsia="BIZ UDPGothic"/>
                 <w:b w:val="0"/>
                 <w:i w:val="0"/>
                 <w:sz w:val="19"/>
@@ -453,7 +524,7 @@
             </w:r>
             <w:r>
               <w:rPr>
-                <w:rFonts w:ascii="ＭＳ ゴシック" w:hAnsi="ＭＳ ゴシック" w:eastAsia="ＭＳ ゴシック"/>
+                <w:rFonts w:ascii="BIZ UDGothic" w:hAnsi="BIZ UDGothic" w:eastAsia="BIZ UDGothic"/>
                 <w:b w:val="0"/>
                 <w:i w:val="0"/>
                 <w:sz w:val="18"/>
@@ -462,7 +533,7 @@
             </w:r>
             <w:r>
               <w:rPr>
-                <w:rFonts w:ascii="Meiryo UI" w:hAnsi="Meiryo UI" w:eastAsia="Meiryo UI"/>
+                <w:rFonts w:ascii="BIZ UDPGothic" w:hAnsi="BIZ UDPGothic" w:eastAsia="BIZ UDPGothic"/>
                 <w:b w:val="0"/>
                 <w:i w:val="0"/>
                 <w:sz w:val="19"/>
@@ -471,7 +542,7 @@
             </w:r>
             <w:r>
               <w:rPr>
-                <w:rFonts w:ascii="ＭＳ ゴシック" w:hAnsi="ＭＳ ゴシック" w:eastAsia="ＭＳ ゴシック"/>
+                <w:rFonts w:ascii="BIZ UDGothic" w:hAnsi="BIZ UDGothic" w:eastAsia="BIZ UDGothic"/>
                 <w:b w:val="0"/>
                 <w:i w:val="0"/>
                 <w:sz w:val="18"/>
@@ -480,7 +551,7 @@
             </w:r>
             <w:r>
               <w:rPr>
-                <w:rFonts w:ascii="Meiryo UI" w:hAnsi="Meiryo UI" w:eastAsia="Meiryo UI"/>
+                <w:rFonts w:ascii="BIZ UDPGothic" w:hAnsi="BIZ UDPGothic" w:eastAsia="BIZ UDPGothic"/>
                 <w:b w:val="0"/>
                 <w:i w:val="0"/>
                 <w:sz w:val="19"/>
@@ -489,7 +560,7 @@
             </w:r>
             <w:r>
               <w:rPr>
-                <w:rFonts w:ascii="ＭＳ ゴシック" w:hAnsi="ＭＳ ゴシック" w:eastAsia="ＭＳ ゴシック"/>
+                <w:rFonts w:ascii="BIZ UDGothic" w:hAnsi="BIZ UDGothic" w:eastAsia="BIZ UDGothic"/>
                 <w:b w:val="0"/>
                 <w:i w:val="0"/>
                 <w:sz w:val="18"/>
@@ -498,7 +569,7 @@
             </w:r>
             <w:r>
               <w:rPr>
-                <w:rFonts w:ascii="Meiryo UI" w:hAnsi="Meiryo UI" w:eastAsia="Meiryo UI"/>
+                <w:rFonts w:ascii="BIZ UDPGothic" w:hAnsi="BIZ UDPGothic" w:eastAsia="BIZ UDPGothic"/>
                 <w:b w:val="0"/>
                 <w:i w:val="0"/>
                 <w:sz w:val="19"/>
@@ -512,12 +583,15 @@
         <w:tc>
           <w:tcPr>
             <w:tcW w:type="dxa" w:w="4873"/>
+            <w:tcBorders>
+              <w:bottom w:val="single" w:sz="8" w:space="0" w:color="E8ECF0"/>
+            </w:tcBorders>
           </w:tcPr>
           <w:p>
             <w:r/>
             <w:r>
               <w:rPr>
-                <w:rFonts w:ascii="ＭＳ ゴシック" w:hAnsi="ＭＳ ゴシック" w:eastAsia="ＭＳ ゴシック"/>
+                <w:rFonts w:ascii="BIZ UDGothic" w:hAnsi="BIZ UDGothic" w:eastAsia="BIZ UDGothic"/>
                 <w:b w:val="0"/>
                 <w:i w:val="0"/>
                 <w:sz w:val="18"/>
@@ -529,12 +603,15 @@
         <w:tc>
           <w:tcPr>
             <w:tcW w:type="dxa" w:w="4873"/>
+            <w:tcBorders>
+              <w:bottom w:val="single" w:sz="8" w:space="0" w:color="E8ECF0"/>
+            </w:tcBorders>
           </w:tcPr>
           <w:p>
             <w:r/>
             <w:r>
               <w:rPr>
-                <w:rFonts w:ascii="Meiryo UI" w:hAnsi="Meiryo UI" w:eastAsia="Meiryo UI"/>
+                <w:rFonts w:ascii="BIZ UDPGothic" w:hAnsi="BIZ UDPGothic" w:eastAsia="BIZ UDPGothic"/>
                 <w:b w:val="0"/>
                 <w:i w:val="0"/>
                 <w:sz w:val="19"/>
@@ -543,7 +620,7 @@
             </w:r>
             <w:r>
               <w:rPr>
-                <w:rFonts w:ascii="ＭＳ ゴシック" w:hAnsi="ＭＳ ゴシック" w:eastAsia="ＭＳ ゴシック"/>
+                <w:rFonts w:ascii="BIZ UDGothic" w:hAnsi="BIZ UDGothic" w:eastAsia="BIZ UDGothic"/>
                 <w:b w:val="0"/>
                 <w:i w:val="0"/>
                 <w:sz w:val="18"/>
@@ -552,7 +629,7 @@
             </w:r>
             <w:r>
               <w:rPr>
-                <w:rFonts w:ascii="Meiryo UI" w:hAnsi="Meiryo UI" w:eastAsia="Meiryo UI"/>
+                <w:rFonts w:ascii="BIZ UDPGothic" w:hAnsi="BIZ UDPGothic" w:eastAsia="BIZ UDPGothic"/>
                 <w:b w:val="0"/>
                 <w:i w:val="0"/>
                 <w:sz w:val="19"/>
@@ -566,12 +643,15 @@
         <w:tc>
           <w:tcPr>
             <w:tcW w:type="dxa" w:w="4873"/>
+            <w:tcBorders>
+              <w:bottom w:val="single" w:sz="8" w:space="0" w:color="E8ECF0"/>
+            </w:tcBorders>
           </w:tcPr>
           <w:p>
             <w:r/>
             <w:r>
               <w:rPr>
-                <w:rFonts w:ascii="ＭＳ ゴシック" w:hAnsi="ＭＳ ゴシック" w:eastAsia="ＭＳ ゴシック"/>
+                <w:rFonts w:ascii="BIZ UDGothic" w:hAnsi="BIZ UDGothic" w:eastAsia="BIZ UDGothic"/>
                 <w:b w:val="0"/>
                 <w:i w:val="0"/>
                 <w:sz w:val="18"/>
@@ -583,12 +663,15 @@
         <w:tc>
           <w:tcPr>
             <w:tcW w:type="dxa" w:w="4873"/>
+            <w:tcBorders>
+              <w:bottom w:val="single" w:sz="8" w:space="0" w:color="E8ECF0"/>
+            </w:tcBorders>
           </w:tcPr>
           <w:p>
             <w:r/>
             <w:r>
               <w:rPr>
-                <w:rFonts w:ascii="Meiryo UI" w:hAnsi="Meiryo UI" w:eastAsia="Meiryo UI"/>
+                <w:rFonts w:ascii="BIZ UDPGothic" w:hAnsi="BIZ UDPGothic" w:eastAsia="BIZ UDPGothic"/>
                 <w:b w:val="0"/>
                 <w:i w:val="0"/>
                 <w:sz w:val="19"/>
@@ -597,7 +680,7 @@
             </w:r>
             <w:r>
               <w:rPr>
-                <w:rFonts w:ascii="ＭＳ ゴシック" w:hAnsi="ＭＳ ゴシック" w:eastAsia="ＭＳ ゴシック"/>
+                <w:rFonts w:ascii="BIZ UDGothic" w:hAnsi="BIZ UDGothic" w:eastAsia="BIZ UDGothic"/>
                 <w:b w:val="0"/>
                 <w:i w:val="0"/>
                 <w:sz w:val="18"/>
@@ -606,7 +689,7 @@
             </w:r>
             <w:r>
               <w:rPr>
-                <w:rFonts w:ascii="Meiryo UI" w:hAnsi="Meiryo UI" w:eastAsia="Meiryo UI"/>
+                <w:rFonts w:ascii="BIZ UDPGothic" w:hAnsi="BIZ UDPGothic" w:eastAsia="BIZ UDPGothic"/>
                 <w:b w:val="0"/>
                 <w:i w:val="0"/>
                 <w:sz w:val="19"/>
@@ -615,7 +698,7 @@
             </w:r>
             <w:r>
               <w:rPr>
-                <w:rFonts w:ascii="ＭＳ ゴシック" w:hAnsi="ＭＳ ゴシック" w:eastAsia="ＭＳ ゴシック"/>
+                <w:rFonts w:ascii="BIZ UDGothic" w:hAnsi="BIZ UDGothic" w:eastAsia="BIZ UDGothic"/>
                 <w:b w:val="0"/>
                 <w:i w:val="0"/>
                 <w:sz w:val="18"/>
@@ -624,7 +707,7 @@
             </w:r>
             <w:r>
               <w:rPr>
-                <w:rFonts w:ascii="Meiryo UI" w:hAnsi="Meiryo UI" w:eastAsia="Meiryo UI"/>
+                <w:rFonts w:ascii="BIZ UDPGothic" w:hAnsi="BIZ UDPGothic" w:eastAsia="BIZ UDPGothic"/>
                 <w:b w:val="0"/>
                 <w:i w:val="0"/>
                 <w:sz w:val="19"/>
@@ -633,7 +716,7 @@
             </w:r>
             <w:r>
               <w:rPr>
-                <w:rFonts w:ascii="ＭＳ ゴシック" w:hAnsi="ＭＳ ゴシック" w:eastAsia="ＭＳ ゴシック"/>
+                <w:rFonts w:ascii="BIZ UDGothic" w:hAnsi="BIZ UDGothic" w:eastAsia="BIZ UDGothic"/>
                 <w:b w:val="0"/>
                 <w:i w:val="0"/>
                 <w:sz w:val="18"/>
@@ -642,7 +725,7 @@
             </w:r>
             <w:r>
               <w:rPr>
-                <w:rFonts w:ascii="Meiryo UI" w:hAnsi="Meiryo UI" w:eastAsia="Meiryo UI"/>
+                <w:rFonts w:ascii="BIZ UDPGothic" w:hAnsi="BIZ UDPGothic" w:eastAsia="BIZ UDPGothic"/>
                 <w:b w:val="0"/>
                 <w:i w:val="0"/>
                 <w:sz w:val="19"/>
@@ -656,16 +739,29 @@
     <w:p>
       <w:pPr>
         <w:spacing w:before="200" w:after="60"/>
+        <w:pBdr>
+          <w:bottom w:val="single" w:sz="6" w:space="4" w:color="CDD5DD"/>
+        </w:pBdr>
       </w:pPr>
       <w:r>
         <w:rPr>
-          <w:rFonts w:ascii="Meiryo UI" w:hAnsi="Meiryo UI" w:eastAsia="Meiryo UI"/>
+          <w:rFonts w:ascii="BIZ UDGothic" w:hAnsi="BIZ UDGothic" w:eastAsia="BIZ UDGothic"/>
           <w:b/>
           <w:i w:val="0"/>
           <w:color w:val="1F5C99"/>
           <w:sz w:val="30"/>
         </w:rPr>
-        <w:t>3. 動作の仕組み（なぜ動くか）</w:t>
+        <w:t xml:space="preserve">3. </w:t>
+      </w:r>
+      <w:r>
+        <w:rPr>
+          <w:rFonts w:ascii="BIZ UDPGothic" w:hAnsi="BIZ UDPGothic" w:eastAsia="BIZ UDPGothic"/>
+          <w:b/>
+          <w:i w:val="0"/>
+          <w:color w:val="20242C"/>
+          <w:sz w:val="30"/>
+        </w:rPr>
+        <w:t>動作の仕組み（なぜ動くか）</w:t>
       </w:r>
     </w:p>
     <w:p>
@@ -676,7 +772,7 @@
       </w:pPr>
       <w:r>
         <w:rPr>
-          <w:rFonts w:ascii="ＭＳ ゴシック" w:hAnsi="ＭＳ ゴシック" w:eastAsia="ＭＳ ゴシック"/>
+          <w:rFonts w:ascii="BIZ UDGothic" w:hAnsi="BIZ UDGothic" w:eastAsia="BIZ UDGothic"/>
           <w:b w:val="0"/>
           <w:i w:val="0"/>
           <w:sz w:val="20"/>
@@ -685,7 +781,7 @@
       </w:r>
       <w:r>
         <w:rPr>
-          <w:rFonts w:ascii="Meiryo UI" w:hAnsi="Meiryo UI" w:eastAsia="Meiryo UI"/>
+          <w:rFonts w:ascii="BIZ UDPGothic" w:hAnsi="BIZ UDPGothic" w:eastAsia="BIZ UDPGothic"/>
           <w:b w:val="0"/>
           <w:i w:val="0"/>
           <w:sz w:val="21"/>
@@ -694,7 +790,7 @@
       </w:r>
       <w:r>
         <w:rPr>
-          <w:rFonts w:ascii="ＭＳ ゴシック" w:hAnsi="ＭＳ ゴシック" w:eastAsia="ＭＳ ゴシック"/>
+          <w:rFonts w:ascii="BIZ UDGothic" w:hAnsi="BIZ UDGothic" w:eastAsia="BIZ UDGothic"/>
           <w:b w:val="0"/>
           <w:i w:val="0"/>
           <w:sz w:val="20"/>
@@ -703,7 +799,7 @@
       </w:r>
       <w:r>
         <w:rPr>
-          <w:rFonts w:ascii="Meiryo UI" w:hAnsi="Meiryo UI" w:eastAsia="Meiryo UI"/>
+          <w:rFonts w:ascii="BIZ UDPGothic" w:hAnsi="BIZ UDPGothic" w:eastAsia="BIZ UDPGothic"/>
           <w:b w:val="0"/>
           <w:i w:val="0"/>
           <w:sz w:val="21"/>
@@ -712,7 +808,7 @@
       </w:r>
       <w:r>
         <w:rPr>
-          <w:rFonts w:ascii="ＭＳ ゴシック" w:hAnsi="ＭＳ ゴシック" w:eastAsia="ＭＳ ゴシック"/>
+          <w:rFonts w:ascii="BIZ UDGothic" w:hAnsi="BIZ UDGothic" w:eastAsia="BIZ UDGothic"/>
           <w:b w:val="0"/>
           <w:i w:val="0"/>
           <w:sz w:val="20"/>
@@ -721,7 +817,7 @@
       </w:r>
       <w:r>
         <w:rPr>
-          <w:rFonts w:ascii="Meiryo UI" w:hAnsi="Meiryo UI" w:eastAsia="Meiryo UI"/>
+          <w:rFonts w:ascii="BIZ UDPGothic" w:hAnsi="BIZ UDPGothic" w:eastAsia="BIZ UDPGothic"/>
           <w:b w:val="0"/>
           <w:i w:val="0"/>
           <w:sz w:val="21"/>
@@ -730,7 +826,7 @@
       </w:r>
       <w:r>
         <w:rPr>
-          <w:rFonts w:ascii="ＭＳ ゴシック" w:hAnsi="ＭＳ ゴシック" w:eastAsia="ＭＳ ゴシック"/>
+          <w:rFonts w:ascii="BIZ UDGothic" w:hAnsi="BIZ UDGothic" w:eastAsia="BIZ UDGothic"/>
           <w:b w:val="0"/>
           <w:i w:val="0"/>
           <w:sz w:val="20"/>
@@ -739,7 +835,7 @@
       </w:r>
       <w:r>
         <w:rPr>
-          <w:rFonts w:ascii="Meiryo UI" w:hAnsi="Meiryo UI" w:eastAsia="Meiryo UI"/>
+          <w:rFonts w:ascii="BIZ UDPGothic" w:hAnsi="BIZ UDPGothic" w:eastAsia="BIZ UDPGothic"/>
           <w:b w:val="0"/>
           <w:i w:val="0"/>
           <w:sz w:val="21"/>
@@ -748,7 +844,7 @@
       </w:r>
       <w:r>
         <w:rPr>
-          <w:rFonts w:ascii="ＭＳ ゴシック" w:hAnsi="ＭＳ ゴシック" w:eastAsia="ＭＳ ゴシック"/>
+          <w:rFonts w:ascii="BIZ UDGothic" w:hAnsi="BIZ UDGothic" w:eastAsia="BIZ UDGothic"/>
           <w:b w:val="0"/>
           <w:i w:val="0"/>
           <w:sz w:val="20"/>
@@ -757,7 +853,7 @@
       </w:r>
       <w:r>
         <w:rPr>
-          <w:rFonts w:ascii="Meiryo UI" w:hAnsi="Meiryo UI" w:eastAsia="Meiryo UI"/>
+          <w:rFonts w:ascii="BIZ UDPGothic" w:hAnsi="BIZ UDPGothic" w:eastAsia="BIZ UDPGothic"/>
           <w:b w:val="0"/>
           <w:i w:val="0"/>
           <w:sz w:val="21"/>
@@ -766,7 +862,7 @@
       </w:r>
       <w:r>
         <w:rPr>
-          <w:rFonts w:ascii="ＭＳ ゴシック" w:hAnsi="ＭＳ ゴシック" w:eastAsia="ＭＳ ゴシック"/>
+          <w:rFonts w:ascii="BIZ UDGothic" w:hAnsi="BIZ UDGothic" w:eastAsia="BIZ UDGothic"/>
           <w:b w:val="0"/>
           <w:i w:val="0"/>
           <w:sz w:val="20"/>
@@ -775,7 +871,7 @@
       </w:r>
       <w:r>
         <w:rPr>
-          <w:rFonts w:ascii="Meiryo UI" w:hAnsi="Meiryo UI" w:eastAsia="Meiryo UI"/>
+          <w:rFonts w:ascii="BIZ UDPGothic" w:hAnsi="BIZ UDPGothic" w:eastAsia="BIZ UDPGothic"/>
           <w:b w:val="0"/>
           <w:i w:val="0"/>
           <w:sz w:val="21"/>
@@ -791,7 +887,7 @@
       </w:pPr>
       <w:r>
         <w:rPr>
-          <w:rFonts w:ascii="Meiryo UI" w:hAnsi="Meiryo UI" w:eastAsia="Meiryo UI"/>
+          <w:rFonts w:ascii="BIZ UDPGothic" w:hAnsi="BIZ UDPGothic" w:eastAsia="BIZ UDPGothic"/>
           <w:b w:val="0"/>
           <w:i w:val="0"/>
           <w:sz w:val="21"/>
@@ -800,7 +896,7 @@
       </w:r>
       <w:r>
         <w:rPr>
-          <w:rFonts w:ascii="ＭＳ ゴシック" w:hAnsi="ＭＳ ゴシック" w:eastAsia="ＭＳ ゴシック"/>
+          <w:rFonts w:ascii="BIZ UDGothic" w:hAnsi="BIZ UDGothic" w:eastAsia="BIZ UDGothic"/>
           <w:b w:val="0"/>
           <w:i w:val="0"/>
           <w:sz w:val="20"/>
@@ -809,7 +905,7 @@
       </w:r>
       <w:r>
         <w:rPr>
-          <w:rFonts w:ascii="Meiryo UI" w:hAnsi="Meiryo UI" w:eastAsia="Meiryo UI"/>
+          <w:rFonts w:ascii="BIZ UDPGothic" w:hAnsi="BIZ UDPGothic" w:eastAsia="BIZ UDPGothic"/>
           <w:b w:val="0"/>
           <w:i w:val="0"/>
           <w:sz w:val="21"/>
@@ -818,7 +914,7 @@
       </w:r>
       <w:r>
         <w:rPr>
-          <w:rFonts w:ascii="ＭＳ ゴシック" w:hAnsi="ＭＳ ゴシック" w:eastAsia="ＭＳ ゴシック"/>
+          <w:rFonts w:ascii="BIZ UDGothic" w:hAnsi="BIZ UDGothic" w:eastAsia="BIZ UDGothic"/>
           <w:b w:val="0"/>
           <w:i w:val="0"/>
           <w:sz w:val="20"/>
@@ -827,7 +923,7 @@
       </w:r>
       <w:r>
         <w:rPr>
-          <w:rFonts w:ascii="Meiryo UI" w:hAnsi="Meiryo UI" w:eastAsia="Meiryo UI"/>
+          <w:rFonts w:ascii="BIZ UDPGothic" w:hAnsi="BIZ UDPGothic" w:eastAsia="BIZ UDPGothic"/>
           <w:b w:val="0"/>
           <w:i w:val="0"/>
           <w:sz w:val="21"/>
@@ -836,7 +932,7 @@
       </w:r>
       <w:r>
         <w:rPr>
-          <w:rFonts w:ascii="ＭＳ ゴシック" w:hAnsi="ＭＳ ゴシック" w:eastAsia="ＭＳ ゴシック"/>
+          <w:rFonts w:ascii="BIZ UDGothic" w:hAnsi="BIZ UDGothic" w:eastAsia="BIZ UDGothic"/>
           <w:b w:val="0"/>
           <w:i w:val="0"/>
           <w:sz w:val="20"/>
@@ -845,7 +941,7 @@
       </w:r>
       <w:r>
         <w:rPr>
-          <w:rFonts w:ascii="Meiryo UI" w:hAnsi="Meiryo UI" w:eastAsia="Meiryo UI"/>
+          <w:rFonts w:ascii="BIZ UDPGothic" w:hAnsi="BIZ UDPGothic" w:eastAsia="BIZ UDPGothic"/>
           <w:b w:val="0"/>
           <w:i w:val="0"/>
           <w:sz w:val="21"/>
@@ -856,11 +952,24 @@
     <w:p>
       <w:pPr>
         <w:spacing w:before="80" w:after="120"/>
-        <w:shd w:val="clear" w:color="auto" w:fill="EAF2FB"/>
+        <w:ind w:left="113"/>
+        <w:pBdr>
+          <w:left w:val="single" w:sz="16" w:space="8" w:color="1F5C99"/>
+        </w:pBdr>
       </w:pPr>
       <w:r>
         <w:rPr>
-          <w:rFonts w:ascii="Meiryo UI" w:hAnsi="Meiryo UI" w:eastAsia="Meiryo UI"/>
+          <w:rFonts w:ascii="BIZ UDGothic" w:hAnsi="BIZ UDGothic" w:eastAsia="BIZ UDGothic"/>
+          <w:b/>
+          <w:i w:val="0"/>
+          <w:color w:val="1F5C99"/>
+          <w:sz w:val="19"/>
+        </w:rPr>
+        <w:t xml:space="preserve">INFO — </w:t>
+      </w:r>
+      <w:r>
+        <w:rPr>
+          <w:rFonts w:ascii="BIZ UDPGothic" w:hAnsi="BIZ UDPGothic" w:eastAsia="BIZ UDPGothic"/>
           <w:b/>
           <w:i w:val="0"/>
           <w:sz w:val="20"/>
@@ -869,7 +978,7 @@
       </w:r>
       <w:r>
         <w:rPr>
-          <w:rFonts w:ascii="Meiryo UI" w:hAnsi="Meiryo UI" w:eastAsia="Meiryo UI"/>
+          <w:rFonts w:ascii="BIZ UDPGothic" w:hAnsi="BIZ UDPGothic" w:eastAsia="BIZ UDPGothic"/>
           <w:b w:val="0"/>
           <w:i w:val="0"/>
           <w:sz w:val="20"/>
@@ -878,7 +987,7 @@
       </w:r>
       <w:r>
         <w:rPr>
-          <w:rFonts w:ascii="ＭＳ ゴシック" w:hAnsi="ＭＳ ゴシック" w:eastAsia="ＭＳ ゴシック"/>
+          <w:rFonts w:ascii="BIZ UDGothic" w:hAnsi="BIZ UDGothic" w:eastAsia="BIZ UDGothic"/>
           <w:b w:val="0"/>
           <w:i w:val="0"/>
           <w:sz w:val="19"/>
@@ -887,7 +996,7 @@
       </w:r>
       <w:r>
         <w:rPr>
-          <w:rFonts w:ascii="Meiryo UI" w:hAnsi="Meiryo UI" w:eastAsia="Meiryo UI"/>
+          <w:rFonts w:ascii="BIZ UDPGothic" w:hAnsi="BIZ UDPGothic" w:eastAsia="BIZ UDPGothic"/>
           <w:b w:val="0"/>
           <w:i w:val="0"/>
           <w:sz w:val="20"/>
@@ -896,7 +1005,7 @@
       </w:r>
       <w:r>
         <w:rPr>
-          <w:rFonts w:ascii="ＭＳ ゴシック" w:hAnsi="ＭＳ ゴシック" w:eastAsia="ＭＳ ゴシック"/>
+          <w:rFonts w:ascii="BIZ UDGothic" w:hAnsi="BIZ UDGothic" w:eastAsia="BIZ UDGothic"/>
           <w:b w:val="0"/>
           <w:i w:val="0"/>
           <w:sz w:val="19"/>
@@ -905,7 +1014,7 @@
       </w:r>
       <w:r>
         <w:rPr>
-          <w:rFonts w:ascii="Meiryo UI" w:hAnsi="Meiryo UI" w:eastAsia="Meiryo UI"/>
+          <w:rFonts w:ascii="BIZ UDPGothic" w:hAnsi="BIZ UDPGothic" w:eastAsia="BIZ UDPGothic"/>
           <w:b w:val="0"/>
           <w:i w:val="0"/>
           <w:sz w:val="20"/>
@@ -914,7 +1023,7 @@
       </w:r>
       <w:r>
         <w:rPr>
-          <w:rFonts w:ascii="Meiryo UI" w:hAnsi="Meiryo UI" w:eastAsia="Meiryo UI"/>
+          <w:rFonts w:ascii="BIZ UDPGothic" w:hAnsi="BIZ UDPGothic" w:eastAsia="BIZ UDPGothic"/>
           <w:b/>
           <w:i w:val="0"/>
           <w:sz w:val="20"/>
@@ -923,7 +1032,7 @@
       </w:r>
       <w:r>
         <w:rPr>
-          <w:rFonts w:ascii="Meiryo UI" w:hAnsi="Meiryo UI" w:eastAsia="Meiryo UI"/>
+          <w:rFonts w:ascii="BIZ UDPGothic" w:hAnsi="BIZ UDPGothic" w:eastAsia="BIZ UDPGothic"/>
           <w:b w:val="0"/>
           <w:i w:val="0"/>
           <w:sz w:val="20"/>
@@ -932,7 +1041,7 @@
       </w:r>
       <w:r>
         <w:rPr>
-          <w:rFonts w:ascii="ＭＳ ゴシック" w:hAnsi="ＭＳ ゴシック" w:eastAsia="ＭＳ ゴシック"/>
+          <w:rFonts w:ascii="BIZ UDGothic" w:hAnsi="BIZ UDGothic" w:eastAsia="BIZ UDGothic"/>
           <w:b w:val="0"/>
           <w:i w:val="0"/>
           <w:sz w:val="19"/>
@@ -941,7 +1050,7 @@
       </w:r>
       <w:r>
         <w:rPr>
-          <w:rFonts w:ascii="Meiryo UI" w:hAnsi="Meiryo UI" w:eastAsia="Meiryo UI"/>
+          <w:rFonts w:ascii="BIZ UDPGothic" w:hAnsi="BIZ UDPGothic" w:eastAsia="BIZ UDPGothic"/>
           <w:b w:val="0"/>
           <w:i w:val="0"/>
           <w:sz w:val="20"/>
@@ -950,7 +1059,7 @@
       </w:r>
       <w:r>
         <w:rPr>
-          <w:rFonts w:ascii="ＭＳ ゴシック" w:hAnsi="ＭＳ ゴシック" w:eastAsia="ＭＳ ゴシック"/>
+          <w:rFonts w:ascii="BIZ UDGothic" w:hAnsi="BIZ UDGothic" w:eastAsia="BIZ UDGothic"/>
           <w:b w:val="0"/>
           <w:i w:val="0"/>
           <w:sz w:val="19"/>
@@ -959,7 +1068,7 @@
       </w:r>
       <w:r>
         <w:rPr>
-          <w:rFonts w:ascii="Meiryo UI" w:hAnsi="Meiryo UI" w:eastAsia="Meiryo UI"/>
+          <w:rFonts w:ascii="BIZ UDPGothic" w:hAnsi="BIZ UDPGothic" w:eastAsia="BIZ UDPGothic"/>
           <w:b w:val="0"/>
           <w:i w:val="0"/>
           <w:sz w:val="20"/>
@@ -968,7 +1077,7 @@
       </w:r>
       <w:r>
         <w:rPr>
-          <w:rFonts w:ascii="Meiryo UI" w:hAnsi="Meiryo UI" w:eastAsia="Meiryo UI"/>
+          <w:rFonts w:ascii="BIZ UDPGothic" w:hAnsi="BIZ UDPGothic" w:eastAsia="BIZ UDPGothic"/>
           <w:b/>
           <w:i w:val="0"/>
           <w:sz w:val="20"/>
@@ -977,7 +1086,7 @@
       </w:r>
       <w:r>
         <w:rPr>
-          <w:rFonts w:ascii="Meiryo UI" w:hAnsi="Meiryo UI" w:eastAsia="Meiryo UI"/>
+          <w:rFonts w:ascii="BIZ UDPGothic" w:hAnsi="BIZ UDPGothic" w:eastAsia="BIZ UDPGothic"/>
           <w:b w:val="0"/>
           <w:i w:val="0"/>
           <w:sz w:val="20"/>
@@ -986,7 +1095,7 @@
       </w:r>
       <w:r>
         <w:rPr>
-          <w:rFonts w:ascii="ＭＳ ゴシック" w:hAnsi="ＭＳ ゴシック" w:eastAsia="ＭＳ ゴシック"/>
+          <w:rFonts w:ascii="BIZ UDGothic" w:hAnsi="BIZ UDGothic" w:eastAsia="BIZ UDGothic"/>
           <w:b w:val="0"/>
           <w:i w:val="0"/>
           <w:sz w:val="19"/>
@@ -995,7 +1104,7 @@
       </w:r>
       <w:r>
         <w:rPr>
-          <w:rFonts w:ascii="Meiryo UI" w:hAnsi="Meiryo UI" w:eastAsia="Meiryo UI"/>
+          <w:rFonts w:ascii="BIZ UDPGothic" w:hAnsi="BIZ UDPGothic" w:eastAsia="BIZ UDPGothic"/>
           <w:b w:val="0"/>
           <w:i w:val="0"/>
           <w:sz w:val="20"/>
@@ -1004,7 +1113,7 @@
       </w:r>
       <w:r>
         <w:rPr>
-          <w:rFonts w:ascii="ＭＳ ゴシック" w:hAnsi="ＭＳ ゴシック" w:eastAsia="ＭＳ ゴシック"/>
+          <w:rFonts w:ascii="BIZ UDGothic" w:hAnsi="BIZ UDGothic" w:eastAsia="BIZ UDGothic"/>
           <w:b w:val="0"/>
           <w:i w:val="0"/>
           <w:sz w:val="19"/>
@@ -1013,7 +1122,7 @@
       </w:r>
       <w:r>
         <w:rPr>
-          <w:rFonts w:ascii="Meiryo UI" w:hAnsi="Meiryo UI" w:eastAsia="Meiryo UI"/>
+          <w:rFonts w:ascii="BIZ UDPGothic" w:hAnsi="BIZ UDPGothic" w:eastAsia="BIZ UDPGothic"/>
           <w:b w:val="0"/>
           <w:i w:val="0"/>
           <w:sz w:val="20"/>
@@ -1029,7 +1138,7 @@
       </w:pPr>
       <w:r>
         <w:rPr>
-          <w:rFonts w:ascii="Meiryo UI" w:hAnsi="Meiryo UI" w:eastAsia="Meiryo UI"/>
+          <w:rFonts w:ascii="BIZ UDPGothic" w:hAnsi="BIZ UDPGothic" w:eastAsia="BIZ UDPGothic"/>
           <w:b w:val="0"/>
           <w:i w:val="0"/>
           <w:sz w:val="21"/>
@@ -1038,7 +1147,7 @@
       </w:r>
       <w:r>
         <w:rPr>
-          <w:rFonts w:ascii="Meiryo UI" w:hAnsi="Meiryo UI" w:eastAsia="Meiryo UI"/>
+          <w:rFonts w:ascii="BIZ UDPGothic" w:hAnsi="BIZ UDPGothic" w:eastAsia="BIZ UDPGothic"/>
           <w:b/>
           <w:i w:val="0"/>
           <w:sz w:val="21"/>
@@ -1047,7 +1156,7 @@
       </w:r>
       <w:r>
         <w:rPr>
-          <w:rFonts w:ascii="Meiryo UI" w:hAnsi="Meiryo UI" w:eastAsia="Meiryo UI"/>
+          <w:rFonts w:ascii="BIZ UDPGothic" w:hAnsi="BIZ UDPGothic" w:eastAsia="BIZ UDPGothic"/>
           <w:b w:val="0"/>
           <w:i w:val="0"/>
           <w:sz w:val="21"/>
@@ -1056,7 +1165,7 @@
       </w:r>
       <w:r>
         <w:rPr>
-          <w:rFonts w:ascii="ＭＳ ゴシック" w:hAnsi="ＭＳ ゴシック" w:eastAsia="ＭＳ ゴシック"/>
+          <w:rFonts w:ascii="BIZ UDGothic" w:hAnsi="BIZ UDGothic" w:eastAsia="BIZ UDGothic"/>
           <w:b w:val="0"/>
           <w:i w:val="0"/>
           <w:sz w:val="20"/>
@@ -1065,7 +1174,7 @@
       </w:r>
       <w:r>
         <w:rPr>
-          <w:rFonts w:ascii="Meiryo UI" w:hAnsi="Meiryo UI" w:eastAsia="Meiryo UI"/>
+          <w:rFonts w:ascii="BIZ UDPGothic" w:hAnsi="BIZ UDPGothic" w:eastAsia="BIZ UDPGothic"/>
           <w:b w:val="0"/>
           <w:i w:val="0"/>
           <w:sz w:val="21"/>
@@ -1074,7 +1183,7 @@
       </w:r>
       <w:r>
         <w:rPr>
-          <w:rFonts w:ascii="ＭＳ ゴシック" w:hAnsi="ＭＳ ゴシック" w:eastAsia="ＭＳ ゴシック"/>
+          <w:rFonts w:ascii="BIZ UDGothic" w:hAnsi="BIZ UDGothic" w:eastAsia="BIZ UDGothic"/>
           <w:b w:val="0"/>
           <w:i w:val="0"/>
           <w:sz w:val="20"/>
@@ -1083,7 +1192,7 @@
       </w:r>
       <w:r>
         <w:rPr>
-          <w:rFonts w:ascii="Meiryo UI" w:hAnsi="Meiryo UI" w:eastAsia="Meiryo UI"/>
+          <w:rFonts w:ascii="BIZ UDPGothic" w:hAnsi="BIZ UDPGothic" w:eastAsia="BIZ UDPGothic"/>
           <w:b w:val="0"/>
           <w:i w:val="0"/>
           <w:sz w:val="21"/>
@@ -1099,7 +1208,7 @@
       </w:pPr>
       <w:r>
         <w:rPr>
-          <w:rFonts w:ascii="Meiryo UI" w:hAnsi="Meiryo UI" w:eastAsia="Meiryo UI"/>
+          <w:rFonts w:ascii="BIZ UDPGothic" w:hAnsi="BIZ UDPGothic" w:eastAsia="BIZ UDPGothic"/>
           <w:b w:val="0"/>
           <w:i w:val="0"/>
           <w:sz w:val="21"/>
@@ -1110,16 +1219,29 @@
     <w:p>
       <w:pPr>
         <w:spacing w:before="200" w:after="60"/>
+        <w:pBdr>
+          <w:bottom w:val="single" w:sz="6" w:space="4" w:color="CDD5DD"/>
+        </w:pBdr>
       </w:pPr>
       <w:r>
         <w:rPr>
-          <w:rFonts w:ascii="Meiryo UI" w:hAnsi="Meiryo UI" w:eastAsia="Meiryo UI"/>
+          <w:rFonts w:ascii="BIZ UDGothic" w:hAnsi="BIZ UDGothic" w:eastAsia="BIZ UDGothic"/>
           <w:b/>
           <w:i w:val="0"/>
           <w:color w:val="1F5C99"/>
           <w:sz w:val="30"/>
         </w:rPr>
-        <w:t>4. 編集モデル（ラベル構造）</w:t>
+        <w:t xml:space="preserve">4. </w:t>
+      </w:r>
+      <w:r>
+        <w:rPr>
+          <w:rFonts w:ascii="BIZ UDPGothic" w:hAnsi="BIZ UDPGothic" w:eastAsia="BIZ UDPGothic"/>
+          <w:b/>
+          <w:i w:val="0"/>
+          <w:color w:val="20242C"/>
+          <w:sz w:val="30"/>
+        </w:rPr>
+        <w:t>編集モデル（ラベル構造）</w:t>
       </w:r>
     </w:p>
     <w:p>
@@ -1128,7 +1250,7 @@
       </w:pPr>
       <w:r>
         <w:rPr>
-          <w:rFonts w:ascii="Meiryo UI" w:hAnsi="Meiryo UI" w:eastAsia="Meiryo UI"/>
+          <w:rFonts w:ascii="BIZ UDPGothic" w:hAnsi="BIZ UDPGothic" w:eastAsia="BIZ UDPGothic"/>
           <w:b w:val="0"/>
           <w:i w:val="0"/>
           <w:sz w:val="21"/>
@@ -1140,14 +1262,17 @@
       <w:pPr>
         <w:spacing w:before="60" w:after="120"/>
         <w:ind w:left="170"/>
-        <w:shd w:val="clear" w:color="auto" w:fill="F2F4F7"/>
+        <w:shd w:val="clear" w:color="auto" w:fill="F4F6F8"/>
+        <w:pBdr>
+          <w:left w:val="single" w:sz="16" w:space="6" w:color="C4CCD4"/>
+        </w:pBdr>
       </w:pPr>
       <w:r>
         <w:rPr>
-          <w:rFonts w:ascii="ＭＳ ゴシック" w:hAnsi="ＭＳ ゴシック" w:eastAsia="ＭＳ ゴシック"/>
+          <w:rFonts w:ascii="BIZ UDGothic" w:hAnsi="BIZ UDGothic" w:eastAsia="BIZ UDGothic"/>
           <w:b w:val="0"/>
           <w:i w:val="0"/>
-          <w:sz w:val="17"/>
+          <w:sz w:val="18"/>
         </w:rPr>
         <w:t>&lt;g class="label" data-name="…"&gt;{引出線 &lt;path&gt;?}{&lt;text&gt;}&lt;/g&gt;</w:t>
       </w:r>
@@ -1160,7 +1285,7 @@
       </w:pPr>
       <w:r>
         <w:rPr>
-          <w:rFonts w:ascii="Meiryo UI" w:hAnsi="Meiryo UI" w:eastAsia="Meiryo UI"/>
+          <w:rFonts w:ascii="BIZ UDPGothic" w:hAnsi="BIZ UDPGothic" w:eastAsia="BIZ UDPGothic"/>
           <w:b w:val="0"/>
           <w:i w:val="0"/>
           <w:sz w:val="21"/>
@@ -1169,7 +1294,7 @@
       </w:r>
       <w:r>
         <w:rPr>
-          <w:rFonts w:ascii="ＭＳ ゴシック" w:hAnsi="ＭＳ ゴシック" w:eastAsia="ＭＳ ゴシック"/>
+          <w:rFonts w:ascii="BIZ UDGothic" w:hAnsi="BIZ UDGothic" w:eastAsia="BIZ UDGothic"/>
           <w:b w:val="0"/>
           <w:i w:val="0"/>
           <w:sz w:val="20"/>
@@ -1178,7 +1303,7 @@
       </w:r>
       <w:r>
         <w:rPr>
-          <w:rFonts w:ascii="Meiryo UI" w:hAnsi="Meiryo UI" w:eastAsia="Meiryo UI"/>
+          <w:rFonts w:ascii="BIZ UDPGothic" w:hAnsi="BIZ UDPGothic" w:eastAsia="BIZ UDPGothic"/>
           <w:b w:val="0"/>
           <w:i w:val="0"/>
           <w:sz w:val="21"/>
@@ -1187,7 +1312,7 @@
       </w:r>
       <w:r>
         <w:rPr>
-          <w:rFonts w:ascii="ＭＳ ゴシック" w:hAnsi="ＭＳ ゴシック" w:eastAsia="ＭＳ ゴシック"/>
+          <w:rFonts w:ascii="BIZ UDGothic" w:hAnsi="BIZ UDGothic" w:eastAsia="BIZ UDGothic"/>
           <w:b w:val="0"/>
           <w:i w:val="0"/>
           <w:sz w:val="20"/>
@@ -1196,7 +1321,7 @@
       </w:r>
       <w:r>
         <w:rPr>
-          <w:rFonts w:ascii="Meiryo UI" w:hAnsi="Meiryo UI" w:eastAsia="Meiryo UI"/>
+          <w:rFonts w:ascii="BIZ UDPGothic" w:hAnsi="BIZ UDPGothic" w:eastAsia="BIZ UDPGothic"/>
           <w:b w:val="0"/>
           <w:i w:val="0"/>
           <w:sz w:val="21"/>
@@ -1212,7 +1337,7 @@
       </w:pPr>
       <w:r>
         <w:rPr>
-          <w:rFonts w:ascii="Meiryo UI" w:hAnsi="Meiryo UI" w:eastAsia="Meiryo UI"/>
+          <w:rFonts w:ascii="BIZ UDPGothic" w:hAnsi="BIZ UDPGothic" w:eastAsia="BIZ UDPGothic"/>
           <w:b w:val="0"/>
           <w:i w:val="0"/>
           <w:sz w:val="21"/>
@@ -1221,7 +1346,7 @@
       </w:r>
       <w:r>
         <w:rPr>
-          <w:rFonts w:ascii="ＭＳ ゴシック" w:hAnsi="ＭＳ ゴシック" w:eastAsia="ＭＳ ゴシック"/>
+          <w:rFonts w:ascii="BIZ UDGothic" w:hAnsi="BIZ UDGothic" w:eastAsia="BIZ UDGothic"/>
           <w:b w:val="0"/>
           <w:i w:val="0"/>
           <w:sz w:val="20"/>
@@ -1230,7 +1355,7 @@
       </w:r>
       <w:r>
         <w:rPr>
-          <w:rFonts w:ascii="Meiryo UI" w:hAnsi="Meiryo UI" w:eastAsia="Meiryo UI"/>
+          <w:rFonts w:ascii="BIZ UDPGothic" w:hAnsi="BIZ UDPGothic" w:eastAsia="BIZ UDPGothic"/>
           <w:b w:val="0"/>
           <w:i w:val="0"/>
           <w:sz w:val="21"/>
@@ -1246,7 +1371,7 @@
       </w:pPr>
       <w:r>
         <w:rPr>
-          <w:rFonts w:ascii="Meiryo UI" w:hAnsi="Meiryo UI" w:eastAsia="Meiryo UI"/>
+          <w:rFonts w:ascii="BIZ UDPGothic" w:hAnsi="BIZ UDPGothic" w:eastAsia="BIZ UDPGothic"/>
           <w:b w:val="0"/>
           <w:i w:val="0"/>
           <w:sz w:val="21"/>
@@ -1255,7 +1380,7 @@
       </w:r>
       <w:r>
         <w:rPr>
-          <w:rFonts w:ascii="ＭＳ ゴシック" w:hAnsi="ＭＳ ゴシック" w:eastAsia="ＭＳ ゴシック"/>
+          <w:rFonts w:ascii="BIZ UDGothic" w:hAnsi="BIZ UDGothic" w:eastAsia="BIZ UDGothic"/>
           <w:b w:val="0"/>
           <w:i w:val="0"/>
           <w:sz w:val="20"/>
@@ -1264,7 +1389,7 @@
       </w:r>
       <w:r>
         <w:rPr>
-          <w:rFonts w:ascii="Meiryo UI" w:hAnsi="Meiryo UI" w:eastAsia="Meiryo UI"/>
+          <w:rFonts w:ascii="BIZ UDPGothic" w:hAnsi="BIZ UDPGothic" w:eastAsia="BIZ UDPGothic"/>
           <w:b w:val="0"/>
           <w:i w:val="0"/>
           <w:sz w:val="21"/>
@@ -1273,7 +1398,7 @@
       </w:r>
       <w:r>
         <w:rPr>
-          <w:rFonts w:ascii="ＭＳ ゴシック" w:hAnsi="ＭＳ ゴシック" w:eastAsia="ＭＳ ゴシック"/>
+          <w:rFonts w:ascii="BIZ UDGothic" w:hAnsi="BIZ UDGothic" w:eastAsia="BIZ UDGothic"/>
           <w:b w:val="0"/>
           <w:i w:val="0"/>
           <w:sz w:val="20"/>
@@ -1282,7 +1407,7 @@
       </w:r>
       <w:r>
         <w:rPr>
-          <w:rFonts w:ascii="Meiryo UI" w:hAnsi="Meiryo UI" w:eastAsia="Meiryo UI"/>
+          <w:rFonts w:ascii="BIZ UDPGothic" w:hAnsi="BIZ UDPGothic" w:eastAsia="BIZ UDPGothic"/>
           <w:b w:val="0"/>
           <w:i w:val="0"/>
           <w:sz w:val="21"/>
@@ -1291,7 +1416,7 @@
       </w:r>
       <w:r>
         <w:rPr>
-          <w:rFonts w:ascii="ＭＳ ゴシック" w:hAnsi="ＭＳ ゴシック" w:eastAsia="ＭＳ ゴシック"/>
+          <w:rFonts w:ascii="BIZ UDGothic" w:hAnsi="BIZ UDGothic" w:eastAsia="BIZ UDGothic"/>
           <w:b w:val="0"/>
           <w:i w:val="0"/>
           <w:sz w:val="20"/>
@@ -1300,7 +1425,7 @@
       </w:r>
       <w:r>
         <w:rPr>
-          <w:rFonts w:ascii="Meiryo UI" w:hAnsi="Meiryo UI" w:eastAsia="Meiryo UI"/>
+          <w:rFonts w:ascii="BIZ UDPGothic" w:hAnsi="BIZ UDPGothic" w:eastAsia="BIZ UDPGothic"/>
           <w:b w:val="0"/>
           <w:i w:val="0"/>
           <w:sz w:val="21"/>
@@ -1309,7 +1434,7 @@
       </w:r>
       <w:r>
         <w:rPr>
-          <w:rFonts w:ascii="ＭＳ ゴシック" w:hAnsi="ＭＳ ゴシック" w:eastAsia="ＭＳ ゴシック"/>
+          <w:rFonts w:ascii="BIZ UDGothic" w:hAnsi="BIZ UDGothic" w:eastAsia="BIZ UDGothic"/>
           <w:b w:val="0"/>
           <w:i w:val="0"/>
           <w:sz w:val="20"/>
@@ -1318,7 +1443,7 @@
       </w:r>
       <w:r>
         <w:rPr>
-          <w:rFonts w:ascii="Meiryo UI" w:hAnsi="Meiryo UI" w:eastAsia="Meiryo UI"/>
+          <w:rFonts w:ascii="BIZ UDPGothic" w:hAnsi="BIZ UDPGothic" w:eastAsia="BIZ UDPGothic"/>
           <w:b w:val="0"/>
           <w:i w:val="0"/>
           <w:sz w:val="21"/>
@@ -1327,7 +1452,7 @@
       </w:r>
       <w:r>
         <w:rPr>
-          <w:rFonts w:ascii="Meiryo UI" w:hAnsi="Meiryo UI" w:eastAsia="Meiryo UI"/>
+          <w:rFonts w:ascii="BIZ UDPGothic" w:hAnsi="BIZ UDPGothic" w:eastAsia="BIZ UDPGothic"/>
           <w:b/>
           <w:i w:val="0"/>
           <w:sz w:val="21"/>
@@ -1336,7 +1461,7 @@
       </w:r>
       <w:r>
         <w:rPr>
-          <w:rFonts w:ascii="Meiryo UI" w:hAnsi="Meiryo UI" w:eastAsia="Meiryo UI"/>
+          <w:rFonts w:ascii="BIZ UDPGothic" w:hAnsi="BIZ UDPGothic" w:eastAsia="BIZ UDPGothic"/>
           <w:b w:val="0"/>
           <w:i w:val="0"/>
           <w:sz w:val="21"/>
@@ -1352,7 +1477,7 @@
       </w:pPr>
       <w:r>
         <w:rPr>
-          <w:rFonts w:ascii="Meiryo UI" w:hAnsi="Meiryo UI" w:eastAsia="Meiryo UI"/>
+          <w:rFonts w:ascii="BIZ UDPGothic" w:hAnsi="BIZ UDPGothic" w:eastAsia="BIZ UDPGothic"/>
           <w:b w:val="0"/>
           <w:i w:val="0"/>
           <w:sz w:val="21"/>
@@ -1363,11 +1488,24 @@
     <w:p>
       <w:pPr>
         <w:spacing w:before="80" w:after="120"/>
-        <w:shd w:val="clear" w:color="auto" w:fill="EAF2FB"/>
+        <w:ind w:left="113"/>
+        <w:pBdr>
+          <w:left w:val="single" w:sz="16" w:space="8" w:color="1F5C99"/>
+        </w:pBdr>
       </w:pPr>
       <w:r>
         <w:rPr>
-          <w:rFonts w:ascii="ＭＳ ゴシック" w:hAnsi="ＭＳ ゴシック" w:eastAsia="ＭＳ ゴシック"/>
+          <w:rFonts w:ascii="BIZ UDGothic" w:hAnsi="BIZ UDGothic" w:eastAsia="BIZ UDGothic"/>
+          <w:b/>
+          <w:i w:val="0"/>
+          <w:color w:val="1F5C99"/>
+          <w:sz w:val="19"/>
+        </w:rPr>
+        <w:t xml:space="preserve">INFO — </w:t>
+      </w:r>
+      <w:r>
+        <w:rPr>
+          <w:rFonts w:ascii="BIZ UDGothic" w:hAnsi="BIZ UDGothic" w:eastAsia="BIZ UDGothic"/>
           <w:b w:val="0"/>
           <w:i w:val="0"/>
           <w:sz w:val="19"/>
@@ -1376,7 +1514,7 @@
       </w:r>
       <w:r>
         <w:rPr>
-          <w:rFonts w:ascii="Meiryo UI" w:hAnsi="Meiryo UI" w:eastAsia="Meiryo UI"/>
+          <w:rFonts w:ascii="BIZ UDPGothic" w:hAnsi="BIZ UDPGothic" w:eastAsia="BIZ UDPGothic"/>
           <w:b w:val="0"/>
           <w:i w:val="0"/>
           <w:sz w:val="20"/>
@@ -1758,7 +1896,7 @@
     <w:qFormat/>
     <w:rsid w:val="00FC693F"/>
     <w:rPr>
-      <w:rFonts w:ascii="Meiryo UI" w:hAnsi="Meiryo UI" w:eastAsia="Meiryo UI"/>
+      <w:rFonts w:ascii="BIZ UDPGothic" w:hAnsi="BIZ UDPGothic" w:eastAsia="BIZ UDPGothic"/>
       <w:sz w:val="21"/>
     </w:rPr>
   </w:style>

--- a/docs/graph-editor/LabelEditor_設計書.docx
+++ b/docs/graph-editor/LabelEditor_設計書.docx
@@ -94,6 +94,8 @@
     </w:p>
     <w:p>
       <w:pPr>
+        <w:keepNext/>
+        <w:keepLines/>
         <w:spacing w:before="200" w:after="60"/>
         <w:pBdr>
           <w:bottom w:val="single" w:sz="6" w:space="4" w:color="CDD5DD"/>
@@ -131,7 +133,7 @@
           <w:i w:val="0"/>
           <w:sz w:val="21"/>
         </w:rPr>
-        <w:t>graph2 が生成した円グラフ SVG を読み込み、ラベル（文字）と引出線（leader）をマウスでドラッグして位置を微調整し、修正版 SVG を保存するスタンドアロンのデスクトップアプリ。UI は Windows 標準の Microsoft Edge をアプリ窓として開く（裏で小さなローカルサーバが動くだけ）。</w:t>
+        <w:t>pie-chart が生成した円グラフ SVG を読み込み、ラベル（文字）と引出線（leader）をマウスでドラッグして位置を微調整し、修正版 SVG を保存するスタンドアロンのデスクトップアプリ。UI は Windows 標準の Microsoft Edge をアプリ窓として開く（裏で小さなローカルサーバが動くだけ）。</w:t>
       </w:r>
     </w:p>
     <w:p>
@@ -147,7 +149,7 @@
           <w:i w:val="0"/>
           <w:sz w:val="21"/>
         </w:rPr>
-        <w:t>graph2 のレンダラ（`src/`）には一切依存しない</w:t>
+        <w:t>pie-chart のレンダラ（`src/`）には一切依存しない</w:t>
       </w:r>
       <w:r>
         <w:rPr>
@@ -211,6 +213,8 @@
     </w:p>
     <w:p>
       <w:pPr>
+        <w:keepNext/>
+        <w:keepLines/>
         <w:spacing w:before="200" w:after="60"/>
         <w:pBdr>
           <w:bottom w:val="single" w:sz="6" w:space="4" w:color="CDD5DD"/>
@@ -337,6 +341,24 @@
                 <w:i w:val="0"/>
                 <w:sz w:val="18"/>
               </w:rPr>
+              <w:t>resources/web/</w:t>
+            </w:r>
+            <w:r>
+              <w:rPr>
+                <w:rFonts w:ascii="BIZ UDPGothic" w:hAnsi="BIZ UDPGothic" w:eastAsia="BIZ UDPGothic"/>
+                <w:b w:val="0"/>
+                <w:i w:val="0"/>
+                <w:sz w:val="19"/>
+              </w:rPr>
+              <w:t xml:space="preserve"> の </w:t>
+            </w:r>
+            <w:r>
+              <w:rPr>
+                <w:rFonts w:ascii="BIZ UDGothic" w:hAnsi="BIZ UDGothic" w:eastAsia="BIZ UDGothic"/>
+                <w:b w:val="0"/>
+                <w:i w:val="0"/>
+                <w:sz w:val="18"/>
+              </w:rPr>
               <w:t>ui.html</w:t>
             </w:r>
             <w:r>
@@ -386,7 +408,7 @@
                 <w:i w:val="0"/>
                 <w:sz w:val="18"/>
               </w:rPr>
-              <w:t>ui.html</w:t>
+              <w:t>resources/web/</w:t>
             </w:r>
           </w:p>
         </w:tc>
@@ -406,7 +428,88 @@
                 <w:i w:val="0"/>
                 <w:sz w:val="19"/>
               </w:rPr>
-              <w:t>UI 本体（HTML+CSS+JS）。SVG の WYSIWYG 編集ロジックすべて。ファイル I/O はブラウザの File System Access API。依存ライブラリなし</w:t>
+              <w:t>Web 資産集約先（</w:t>
+            </w:r>
+            <w:r>
+              <w:rPr>
+                <w:rFonts w:ascii="BIZ UDGothic" w:hAnsi="BIZ UDGothic" w:eastAsia="BIZ UDGothic"/>
+                <w:b w:val="0"/>
+                <w:i w:val="0"/>
+                <w:sz w:val="18"/>
+              </w:rPr>
+              <w:t>pdf-to-svg</w:t>
+            </w:r>
+            <w:r>
+              <w:rPr>
+                <w:rFonts w:ascii="BIZ UDPGothic" w:hAnsi="BIZ UDPGothic" w:eastAsia="BIZ UDPGothic"/>
+                <w:b w:val="0"/>
+                <w:i w:val="0"/>
+                <w:sz w:val="19"/>
+              </w:rPr>
+              <w:t xml:space="preserve"> と同構成）。</w:t>
+            </w:r>
+            <w:r>
+              <w:rPr>
+                <w:rFonts w:ascii="BIZ UDGothic" w:hAnsi="BIZ UDGothic" w:eastAsia="BIZ UDGothic"/>
+                <w:b w:val="0"/>
+                <w:i w:val="0"/>
+                <w:sz w:val="18"/>
+              </w:rPr>
+              <w:t>ui.html</w:t>
+            </w:r>
+            <w:r>
+              <w:rPr>
+                <w:rFonts w:ascii="BIZ UDPGothic" w:hAnsi="BIZ UDPGothic" w:eastAsia="BIZ UDPGothic"/>
+                <w:b w:val="0"/>
+                <w:i w:val="0"/>
+                <w:sz w:val="19"/>
+              </w:rPr>
+              <w:t xml:space="preserve">（UI 本体・WYSIWYG 編集ロジック全部）/ </w:t>
+            </w:r>
+            <w:r>
+              <w:rPr>
+                <w:rFonts w:ascii="BIZ UDGothic" w:hAnsi="BIZ UDGothic" w:eastAsia="BIZ UDGothic"/>
+                <w:b w:val="0"/>
+                <w:i w:val="0"/>
+                <w:sz w:val="18"/>
+              </w:rPr>
+              <w:t>styles.css</w:t>
+            </w:r>
+            <w:r>
+              <w:rPr>
+                <w:rFonts w:ascii="BIZ UDPGothic" w:hAnsi="BIZ UDPGothic" w:eastAsia="BIZ UDPGothic"/>
+                <w:b w:val="0"/>
+                <w:i w:val="0"/>
+                <w:sz w:val="19"/>
+              </w:rPr>
+              <w:t xml:space="preserve"> / </w:t>
+            </w:r>
+            <w:r>
+              <w:rPr>
+                <w:rFonts w:ascii="BIZ UDGothic" w:hAnsi="BIZ UDGothic" w:eastAsia="BIZ UDGothic"/>
+                <w:b w:val="0"/>
+                <w:i w:val="0"/>
+                <w:sz w:val="18"/>
+              </w:rPr>
+              <w:t>js/</w:t>
+            </w:r>
+            <w:r>
+              <w:rPr>
+                <w:rFonts w:ascii="BIZ UDPGothic" w:hAnsi="BIZ UDPGothic" w:eastAsia="BIZ UDPGothic"/>
+                <w:b w:val="0"/>
+                <w:i w:val="0"/>
+                <w:sz w:val="19"/>
+              </w:rPr>
+              <w:t xml:space="preserve"> / </w:t>
+            </w:r>
+            <w:r>
+              <w:rPr>
+                <w:rFonts w:ascii="BIZ UDGothic" w:hAnsi="BIZ UDGothic" w:eastAsia="BIZ UDGothic"/>
+                <w:b w:val="0"/>
+                <w:i w:val="0"/>
+                <w:sz w:val="18"/>
+              </w:rPr>
+              <w:t>lib/leader_geom.cjs</w:t>
             </w:r>
           </w:p>
         </w:tc>
@@ -428,7 +531,7 @@
                 <w:i w:val="0"/>
                 <w:sz w:val="18"/>
               </w:rPr>
-              <w:t>lib/leader_geom.cjs</w:t>
+              <w:t>resources/web/lib/leader_geom.cjs</w:t>
             </w:r>
           </w:p>
         </w:tc>
@@ -529,7 +632,7 @@
                 <w:i w:val="0"/>
                 <w:sz w:val="18"/>
               </w:rPr>
-              <w:t>graph2</w:t>
+              <w:t>pie-chart</w:t>
             </w:r>
             <w:r>
               <w:rPr>
@@ -656,7 +759,7 @@
                 <w:i w:val="0"/>
                 <w:sz w:val="18"/>
               </w:rPr>
-              <w:t>build.bat</w:t>
+              <w:t>scripts\build.bat</w:t>
             </w:r>
           </w:p>
         </w:tc>
@@ -703,7 +806,7 @@
                 <w:i w:val="0"/>
                 <w:sz w:val="18"/>
               </w:rPr>
-              <w:t>ui.html</w:t>
+              <w:t>resources/web/</w:t>
             </w:r>
             <w:r>
               <w:rPr>
@@ -712,25 +815,7 @@
                 <w:i w:val="0"/>
                 <w:sz w:val="19"/>
               </w:rPr>
-              <w:t xml:space="preserve"> と </w:t>
-            </w:r>
-            <w:r>
-              <w:rPr>
-                <w:rFonts w:ascii="BIZ UDGothic" w:hAnsi="BIZ UDGothic" w:eastAsia="BIZ UDGothic"/>
-                <w:b w:val="0"/>
-                <w:i w:val="0"/>
-                <w:sz w:val="18"/>
-              </w:rPr>
-              <w:t>lib/leader_geom.cjs</w:t>
-            </w:r>
-            <w:r>
-              <w:rPr>
-                <w:rFonts w:ascii="BIZ UDPGothic" w:hAnsi="BIZ UDPGothic" w:eastAsia="BIZ UDPGothic"/>
-                <w:b w:val="0"/>
-                <w:i w:val="0"/>
-                <w:sz w:val="19"/>
-              </w:rPr>
-              <w:t xml:space="preserve"> を同梱）</w:t>
+              <w:t xml:space="preserve"> 一式を同梱）</w:t>
             </w:r>
           </w:p>
         </w:tc>
@@ -738,6 +823,8 @@
     </w:tbl>
     <w:p>
       <w:pPr>
+        <w:keepNext/>
+        <w:keepLines/>
         <w:spacing w:before="200" w:after="60"/>
         <w:pBdr>
           <w:bottom w:val="single" w:sz="6" w:space="4" w:color="CDD5DD"/>
@@ -951,6 +1038,7 @@
     </w:p>
     <w:p>
       <w:pPr>
+        <w:keepLines/>
         <w:spacing w:before="80" w:after="120"/>
         <w:ind w:left="113"/>
         <w:pBdr>
@@ -1213,11 +1301,13 @@
           <w:i w:val="0"/>
           <w:sz w:val="21"/>
         </w:rPr>
-        <w:t>graph2 の生成 SVG はフォントを base64 で自己内包しているため、DOM に挿入するだけで実フォントのまま正確に表示される（WYSIWYG）。</w:t>
+        <w:t>pie-chart の生成 SVG はフォントを base64 で自己内包しているため、DOM に挿入するだけで実フォントのまま正確に表示される（WYSIWYG）。</w:t>
       </w:r>
     </w:p>
     <w:p>
       <w:pPr>
+        <w:keepNext/>
+        <w:keepLines/>
         <w:spacing w:before="200" w:after="60"/>
         <w:pBdr>
           <w:bottom w:val="single" w:sz="6" w:space="4" w:color="CDD5DD"/>
@@ -1263,6 +1353,7 @@
         <w:spacing w:before="60" w:after="120"/>
         <w:ind w:left="170"/>
         <w:shd w:val="clear" w:color="auto" w:fill="F4F6F8"/>
+        <w:keepLines/>
         <w:pBdr>
           <w:left w:val="single" w:sz="16" w:space="6" w:color="C4CCD4"/>
         </w:pBdr>
@@ -1385,7 +1476,7 @@
           <w:i w:val="0"/>
           <w:sz w:val="20"/>
         </w:rPr>
-        <w:t>lib/leader_geom.cjs</w:t>
+        <w:t>resources/web/lib/leader_geom.cjs</w:t>
       </w:r>
       <w:r>
         <w:rPr>
@@ -1448,7 +1539,7 @@
           <w:i w:val="0"/>
           <w:sz w:val="21"/>
         </w:rPr>
-        <w:t xml:space="preserve"> 等）に集約し、graph2 の vitest と</w:t>
+        <w:t xml:space="preserve"> 等）に集約し、pie-chart の vitest と</w:t>
       </w:r>
       <w:r>
         <w:rPr>
@@ -1487,6 +1578,7 @@
     </w:p>
     <w:p>
       <w:pPr>
+        <w:keepLines/>
         <w:spacing w:before="80" w:after="120"/>
         <w:ind w:left="113"/>
         <w:pBdr>
@@ -1510,7 +1602,7 @@
           <w:i w:val="0"/>
           <w:sz w:val="19"/>
         </w:rPr>
-        <w:t>lib/leader_geom.cjs</w:t>
+        <w:t>resources/web/lib/leader_geom.cjs</w:t>
       </w:r>
       <w:r>
         <w:rPr>
@@ -1519,7 +1611,7 @@
           <w:i w:val="0"/>
           <w:sz w:val="20"/>
         </w:rPr>
-        <w:t xml:space="preserve"> を graph2 と共有しているため、引出線幾何のロジックを変更する際は graph2 側の vitest（同実装を import）も確認すること。</w:t>
+        <w:t xml:space="preserve"> を pie-chart と共有しているため、引出線幾何のロジックを変更する際は pie-chart 側の vitest（同実装を import）も確認すること。</w:t>
       </w:r>
     </w:p>
     <w:sectPr>
@@ -1895,6 +1987,9 @@
     <w:name w:val="Normal"/>
     <w:qFormat/>
     <w:rsid w:val="00FC693F"/>
+    <w:pPr>
+      <w:widowControl/>
+    </w:pPr>
     <w:rPr>
       <w:rFonts w:ascii="BIZ UDPGothic" w:hAnsi="BIZ UDPGothic" w:eastAsia="BIZ UDPGothic"/>
       <w:sz w:val="21"/>

--- a/docs/graph-editor/LabelEditor_設計書.docx
+++ b/docs/graph-editor/LabelEditor_設計書.docx
@@ -97,6 +97,7 @@
         <w:keepNext/>
         <w:keepLines/>
         <w:spacing w:before="200" w:after="60"/>
+        <w:outlineLvl w:val="0"/>
         <w:pBdr>
           <w:bottom w:val="single" w:sz="6" w:space="4" w:color="CDD5DD"/>
         </w:pBdr>
@@ -216,6 +217,7 @@
         <w:keepNext/>
         <w:keepLines/>
         <w:spacing w:before="200" w:after="60"/>
+        <w:outlineLvl w:val="0"/>
         <w:pBdr>
           <w:bottom w:val="single" w:sz="6" w:space="4" w:color="CDD5DD"/>
         </w:pBdr>
@@ -252,12 +254,16 @@
         <w:gridCol w:w="4873"/>
       </w:tblGrid>
       <w:tr>
+        <w:trPr>
+          <w:tblHeader/>
+        </w:trPr>
         <w:tc>
           <w:tcPr>
             <w:tcW w:type="dxa" w:w="4873"/>
             <w:tcBorders>
               <w:bottom w:val="single" w:sz="12" w:space="0" w:color="20242C"/>
             </w:tcBorders>
+            <w:shd w:val="clear" w:color="auto" w:fill="F4F6F8"/>
           </w:tcPr>
           <w:p>
             <w:r/>
@@ -279,6 +285,7 @@
             <w:tcBorders>
               <w:bottom w:val="single" w:sz="12" w:space="0" w:color="20242C"/>
             </w:tcBorders>
+            <w:shd w:val="clear" w:color="auto" w:fill="F4F6F8"/>
           </w:tcPr>
           <w:p>
             <w:r/>
@@ -296,6 +303,9 @@
         </w:tc>
       </w:tr>
       <w:tr>
+        <w:trPr>
+          <w:cantSplit/>
+        </w:trPr>
         <w:tc>
           <w:tcPr>
             <w:tcW w:type="dxa" w:w="4873"/>
@@ -392,6 +402,9 @@
         </w:tc>
       </w:tr>
       <w:tr>
+        <w:trPr>
+          <w:cantSplit/>
+        </w:trPr>
         <w:tc>
           <w:tcPr>
             <w:tcW w:type="dxa" w:w="4873"/>
@@ -515,6 +528,9 @@
         </w:tc>
       </w:tr>
       <w:tr>
+        <w:trPr>
+          <w:cantSplit/>
+        </w:trPr>
         <w:tc>
           <w:tcPr>
             <w:tcW w:type="dxa" w:w="4873"/>
@@ -683,6 +699,9 @@
         </w:tc>
       </w:tr>
       <w:tr>
+        <w:trPr>
+          <w:cantSplit/>
+        </w:trPr>
         <w:tc>
           <w:tcPr>
             <w:tcW w:type="dxa" w:w="4873"/>
@@ -743,6 +762,9 @@
         </w:tc>
       </w:tr>
       <w:tr>
+        <w:trPr>
+          <w:cantSplit/>
+        </w:trPr>
         <w:tc>
           <w:tcPr>
             <w:tcW w:type="dxa" w:w="4873"/>
@@ -826,6 +848,7 @@
         <w:keepNext/>
         <w:keepLines/>
         <w:spacing w:before="200" w:after="60"/>
+        <w:outlineLvl w:val="0"/>
         <w:pBdr>
           <w:bottom w:val="single" w:sz="6" w:space="4" w:color="CDD5DD"/>
         </w:pBdr>
@@ -1309,6 +1332,7 @@
         <w:keepNext/>
         <w:keepLines/>
         <w:spacing w:before="200" w:after="60"/>
+        <w:outlineLvl w:val="0"/>
         <w:pBdr>
           <w:bottom w:val="single" w:sz="6" w:space="4" w:color="CDD5DD"/>
         </w:pBdr>
@@ -1615,6 +1639,7 @@
       </w:r>
     </w:p>
     <w:sectPr>
+      <w:footerReference w:type="default" r:id="rId9"/>
       <w:pgSz w:w="12240" w:h="15840"/>
       <w:pgMar w:top="1134" w:right="1247" w:bottom="1134" w:left="1247" w:header="720" w:footer="720" w:gutter="0"/>
       <w:cols w:space="720"/>
@@ -1622,6 +1647,76 @@
     </w:sectPr>
   </w:body>
 </w:document>
+</file>
+
+<file path=word/footer1.xml><?xml version="1.0" encoding="utf-8"?>
+<w:ftr xmlns:m="http://schemas.openxmlformats.org/officeDocument/2006/math" xmlns:mc="http://schemas.openxmlformats.org/markup-compatibility/2006" xmlns:mo="http://schemas.microsoft.com/office/mac/office/2008/main" xmlns:mv="urn:schemas-microsoft-com:mac:vml" xmlns:o="urn:schemas-microsoft-com:office:office" xmlns:r="http://schemas.openxmlformats.org/officeDocument/2006/relationships" xmlns:v="urn:schemas-microsoft-com:vml" xmlns:w10="urn:schemas-microsoft-com:office:word" xmlns:w14="http://schemas.microsoft.com/office/word/2010/wordml" xmlns:w="http://schemas.openxmlformats.org/wordprocessingml/2006/main" xmlns:wne="http://schemas.microsoft.com/office/word/2006/wordml" xmlns:wp14="http://schemas.microsoft.com/office/word/2010/wordprocessingDrawing" xmlns:wp="http://schemas.openxmlformats.org/drawingml/2006/wordprocessingDrawing" xmlns:wpc="http://schemas.microsoft.com/office/word/2010/wordprocessingCanvas" xmlns:wpg="http://schemas.microsoft.com/office/word/2010/wordprocessingGroup" xmlns:wpi="http://schemas.microsoft.com/office/word/2010/wordprocessingInk" xmlns:wps="http://schemas.microsoft.com/office/word/2010/wordprocessingShape" mc:Ignorable="w14 wp14">
+  <w:p>
+    <w:pPr>
+      <w:pBdr>
+        <w:top w:val="single" w:sz="4" w:space="4" w:color="CDD5DD"/>
+      </w:pBdr>
+      <w:tabs>
+        <w:tab w:pos="9746" w:val="right"/>
+      </w:tabs>
+    </w:pPr>
+    <w:r>
+      <w:rPr>
+        <w:rFonts w:ascii="BIZ UDPGothic" w:hAnsi="BIZ UDPGothic" w:eastAsia="BIZ UDPGothic"/>
+        <w:b w:val="0"/>
+        <w:i w:val="0"/>
+        <w:color w:val="606874"/>
+        <w:sz w:val="16"/>
+      </w:rPr>
+      <w:t>SVG ラベル位置エディタ 詳細設計書　v1.0</w:t>
+    </w:r>
+    <w:r>
+      <w:tab/>
+    </w:r>
+    <w:r>
+      <w:fldChar w:fldCharType="begin"/>
+    </w:r>
+    <w:r>
+      <w:rPr>
+        <w:rFonts w:ascii="BIZ UDGothic" w:hAnsi="BIZ UDGothic" w:eastAsia="BIZ UDGothic"/>
+        <w:b w:val="0"/>
+        <w:i w:val="0"/>
+        <w:color w:val="606874"/>
+        <w:sz w:val="16"/>
+      </w:rPr>
+      <w:instrText xml:space="preserve"> PAGE </w:instrText>
+    </w:r>
+    <w:r>
+      <w:fldChar w:fldCharType="end"/>
+    </w:r>
+    <w:r>
+      <w:rPr>
+        <w:rFonts w:ascii="BIZ UDGothic" w:hAnsi="BIZ UDGothic" w:eastAsia="BIZ UDGothic"/>
+        <w:b w:val="0"/>
+        <w:i w:val="0"/>
+        <w:color w:val="606874"/>
+        <w:sz w:val="16"/>
+      </w:rPr>
+      <w:t xml:space="preserve"> / </w:t>
+    </w:r>
+    <w:r>
+      <w:fldChar w:fldCharType="begin"/>
+    </w:r>
+    <w:r>
+      <w:rPr>
+        <w:rFonts w:ascii="BIZ UDGothic" w:hAnsi="BIZ UDGothic" w:eastAsia="BIZ UDGothic"/>
+        <w:b w:val="0"/>
+        <w:i w:val="0"/>
+        <w:color w:val="606874"/>
+        <w:sz w:val="16"/>
+      </w:rPr>
+      <w:instrText xml:space="preserve"> NUMPAGES </w:instrText>
+    </w:r>
+    <w:r>
+      <w:fldChar w:fldCharType="end"/>
+    </w:r>
+  </w:p>
+</w:ftr>
 </file>
 
 <file path=word/numbering.xml><?xml version="1.0" encoding="utf-8"?>

--- a/docs/graph-editor/LabelEditor_設計書.docx
+++ b/docs/graph-editor/LabelEditor_設計書.docx
@@ -240,7 +240,7 @@
           <w:color w:val="20242C"/>
           <w:sz w:val="30"/>
         </w:rPr>
-        <w:t>構成</w:t>
+        <w:t>アーキテクチャと構成</w:t>
       </w:r>
     </w:p>
     <w:tbl>

--- a/docs/graph-editor/LabelEditor_設計書.docx
+++ b/docs/graph-editor/LabelEditor_設計書.docx
@@ -241,6 +241,97 @@
           <w:sz w:val="30"/>
         </w:rPr>
         <w:t>アーキテクチャと構成</w:t>
+      </w:r>
+    </w:p>
+    <w:tbl>
+      <w:tblPr>
+        <w:tblW w:type="auto" w:w="0"/>
+        <w:jc w:val="center"/>
+        <w:tblLook w:firstColumn="1" w:firstRow="1" w:lastColumn="0" w:lastRow="0" w:noHBand="0" w:noVBand="1" w:val="04A0"/>
+      </w:tblPr>
+      <w:tblGrid>
+        <w:gridCol w:w="9746"/>
+      </w:tblGrid>
+      <w:tr>
+        <w:trPr>
+          <w:cantSplit/>
+        </w:trPr>
+        <w:tc>
+          <w:tcPr>
+            <w:tcW w:type="dxa" w:w="9746"/>
+            <w:tcBorders>
+              <w:top w:val="single" w:sz="8" w:space="0" w:color="DCE3EA"/>
+              <w:left w:val="single" w:sz="8" w:space="0" w:color="DCE3EA"/>
+              <w:bottom w:val="single" w:sz="8" w:space="0" w:color="DCE3EA"/>
+              <w:right w:val="single" w:sz="8" w:space="0" w:color="DCE3EA"/>
+            </w:tcBorders>
+          </w:tcPr>
+          <w:p>
+            <w:pPr>
+              <w:jc w:val="center"/>
+            </w:pPr>
+            <w:r>
+              <w:drawing>
+                <wp:inline xmlns:a="http://schemas.openxmlformats.org/drawingml/2006/main" xmlns:pic="http://schemas.openxmlformats.org/drawingml/2006/picture">
+                  <wp:extent cx="5760000" cy="2208000"/>
+                  <wp:docPr id="1" name="Picture 1"/>
+                  <wp:cNvGraphicFramePr>
+                    <a:graphicFrameLocks noChangeAspect="1"/>
+                  </wp:cNvGraphicFramePr>
+                  <a:graphic>
+                    <a:graphicData uri="http://schemas.openxmlformats.org/drawingml/2006/picture">
+                      <pic:pic>
+                        <pic:nvPicPr>
+                          <pic:cNvPr id="0" name="architecture.png"/>
+                          <pic:cNvPicPr/>
+                        </pic:nvPicPr>
+                        <pic:blipFill>
+                          <a:blip r:embed="rId10"/>
+                          <a:stretch>
+                            <a:fillRect/>
+                          </a:stretch>
+                        </pic:blipFill>
+                        <pic:spPr>
+                          <a:xfrm>
+                            <a:off x="0" y="0"/>
+                            <a:ext cx="5760000" cy="2208000"/>
+                          </a:xfrm>
+                          <a:prstGeom prst="rect"/>
+                        </pic:spPr>
+                      </pic:pic>
+                    </a:graphicData>
+                  </a:graphic>
+                </wp:inline>
+              </w:drawing>
+            </w:r>
+          </w:p>
+        </w:tc>
+      </w:tr>
+    </w:tbl>
+    <w:p>
+      <w:pPr>
+        <w:spacing w:after="160"/>
+        <w:jc w:val="center"/>
+      </w:pPr>
+      <w:r>
+        <w:rPr>
+          <w:rFonts w:ascii="BIZ UDGothic" w:hAnsi="BIZ UDGothic" w:eastAsia="BIZ UDGothic"/>
+          <w:b w:val="0"/>
+          <w:i w:val="0"/>
+          <w:color w:val="606874"/>
+          <w:sz w:val="18"/>
+        </w:rPr>
+        <w:t xml:space="preserve">fig.1 </w:t>
+      </w:r>
+      <w:r>
+        <w:rPr>
+          <w:rFonts w:ascii="BIZ UDPGothic" w:hAnsi="BIZ UDPGothic" w:eastAsia="BIZ UDPGothic"/>
+          <w:b w:val="0"/>
+          <w:i w:val="0"/>
+          <w:color w:val="606874"/>
+          <w:sz w:val="18"/>
+        </w:rPr>
+        <w:t>SVG ラベル位置エディタ 全体アーキテクチャ</w:t>
       </w:r>
     </w:p>
     <w:tbl>

--- a/docs/graph-editor/LabelEditor_設計書.docx
+++ b/docs/graph-editor/LabelEditor_設計書.docx
@@ -42,7 +42,7 @@
           <w:color w:val="606874"/>
           <w:sz w:val="22"/>
         </w:rPr>
-        <w:t xml:space="preserve">   v2.0</w:t>
+        <w:t xml:space="preserve">   v2.1</w:t>
       </w:r>
     </w:p>
     <w:p>
@@ -58,6 +58,372 @@
           <w:sz w:val="20"/>
         </w:rPr>
         <w:t>円グラフ SVG ラベル微調整ツール ／ エンジニア向け（保守・改修用）</w:t>
+      </w:r>
+    </w:p>
+    <w:p>
+      <w:pPr>
+        <w:spacing w:before="360" w:after="120"/>
+        <w:pBdr>
+          <w:bottom w:val="single" w:sz="6" w:space="4" w:color="CDD5DD"/>
+        </w:pBdr>
+      </w:pPr>
+      <w:r>
+        <w:rPr>
+          <w:rFonts w:ascii="BIZ UDPGothic" w:hAnsi="BIZ UDPGothic" w:eastAsia="BIZ UDPGothic"/>
+          <w:b/>
+          <w:i w:val="0"/>
+          <w:color w:val="20242C"/>
+          <w:sz w:val="30"/>
+        </w:rPr>
+        <w:t>改訂履歴</w:t>
+      </w:r>
+    </w:p>
+    <w:tbl>
+      <w:tblPr>
+        <w:tblW w:type="auto" w:w="0"/>
+        <w:jc w:val="left"/>
+        <w:tblLook w:firstColumn="1" w:firstRow="1" w:lastColumn="0" w:lastRow="0" w:noHBand="0" w:noVBand="1" w:val="04A0"/>
+      </w:tblPr>
+      <w:tblGrid>
+        <w:gridCol w:w="3249"/>
+        <w:gridCol w:w="3249"/>
+        <w:gridCol w:w="3249"/>
+      </w:tblGrid>
+      <w:tr>
+        <w:trPr>
+          <w:tblHeader/>
+        </w:trPr>
+        <w:tc>
+          <w:tcPr>
+            <w:tcW w:type="dxa" w:w="1134"/>
+            <w:tcBorders>
+              <w:bottom w:val="single" w:sz="12" w:space="0" w:color="20242C"/>
+            </w:tcBorders>
+            <w:shd w:val="clear" w:color="auto" w:fill="F4F6F8"/>
+          </w:tcPr>
+          <w:p>
+            <w:r/>
+            <w:r>
+              <w:rPr>
+                <w:rFonts w:ascii="BIZ UDPGothic" w:hAnsi="BIZ UDPGothic" w:eastAsia="BIZ UDPGothic"/>
+                <w:b/>
+                <w:i w:val="0"/>
+                <w:color w:val="1F5C99"/>
+                <w:sz w:val="20"/>
+              </w:rPr>
+              <w:t>版数</w:t>
+            </w:r>
+          </w:p>
+        </w:tc>
+        <w:tc>
+          <w:tcPr>
+            <w:tcW w:type="dxa" w:w="1814"/>
+            <w:tcBorders>
+              <w:bottom w:val="single" w:sz="12" w:space="0" w:color="20242C"/>
+            </w:tcBorders>
+            <w:shd w:val="clear" w:color="auto" w:fill="F4F6F8"/>
+          </w:tcPr>
+          <w:p>
+            <w:r/>
+            <w:r>
+              <w:rPr>
+                <w:rFonts w:ascii="BIZ UDPGothic" w:hAnsi="BIZ UDPGothic" w:eastAsia="BIZ UDPGothic"/>
+                <w:b/>
+                <w:i w:val="0"/>
+                <w:color w:val="1F5C99"/>
+                <w:sz w:val="20"/>
+              </w:rPr>
+              <w:t>日付</w:t>
+            </w:r>
+          </w:p>
+        </w:tc>
+        <w:tc>
+          <w:tcPr>
+            <w:tcW w:type="dxa" w:w="6463"/>
+            <w:tcBorders>
+              <w:bottom w:val="single" w:sz="12" w:space="0" w:color="20242C"/>
+            </w:tcBorders>
+            <w:shd w:val="clear" w:color="auto" w:fill="F4F6F8"/>
+          </w:tcPr>
+          <w:p>
+            <w:r/>
+            <w:r>
+              <w:rPr>
+                <w:rFonts w:ascii="BIZ UDPGothic" w:hAnsi="BIZ UDPGothic" w:eastAsia="BIZ UDPGothic"/>
+                <w:b/>
+                <w:i w:val="0"/>
+                <w:color w:val="1F5C99"/>
+                <w:sz w:val="20"/>
+              </w:rPr>
+              <w:t>変更内容</w:t>
+            </w:r>
+          </w:p>
+        </w:tc>
+      </w:tr>
+      <w:tr>
+        <w:trPr>
+          <w:cantSplit/>
+        </w:trPr>
+        <w:tc>
+          <w:tcPr>
+            <w:tcW w:type="dxa" w:w="1134"/>
+            <w:tcBorders>
+              <w:bottom w:val="single" w:sz="8" w:space="0" w:color="E8ECF0"/>
+            </w:tcBorders>
+          </w:tcPr>
+          <w:p>
+            <w:r/>
+            <w:r>
+              <w:rPr>
+                <w:rFonts w:ascii="BIZ UDPGothic" w:hAnsi="BIZ UDPGothic" w:eastAsia="BIZ UDPGothic"/>
+                <w:b w:val="0"/>
+                <w:i w:val="0"/>
+                <w:sz w:val="19"/>
+              </w:rPr>
+              <w:t>1.0</w:t>
+            </w:r>
+          </w:p>
+        </w:tc>
+        <w:tc>
+          <w:tcPr>
+            <w:tcW w:type="dxa" w:w="1814"/>
+            <w:tcBorders>
+              <w:bottom w:val="single" w:sz="8" w:space="0" w:color="E8ECF0"/>
+            </w:tcBorders>
+          </w:tcPr>
+          <w:p>
+            <w:r/>
+            <w:r>
+              <w:rPr>
+                <w:rFonts w:ascii="BIZ UDPGothic" w:hAnsi="BIZ UDPGothic" w:eastAsia="BIZ UDPGothic"/>
+                <w:b w:val="0"/>
+                <w:i w:val="0"/>
+                <w:sz w:val="19"/>
+              </w:rPr>
+              <w:t>2026-06-19</w:t>
+            </w:r>
+          </w:p>
+        </w:tc>
+        <w:tc>
+          <w:tcPr>
+            <w:tcW w:type="dxa" w:w="6463"/>
+            <w:tcBorders>
+              <w:bottom w:val="single" w:sz="8" w:space="0" w:color="E8ECF0"/>
+            </w:tcBorders>
+          </w:tcPr>
+          <w:p>
+            <w:r/>
+            <w:r>
+              <w:rPr>
+                <w:rFonts w:ascii="BIZ UDPGothic" w:hAnsi="BIZ UDPGothic" w:eastAsia="BIZ UDPGothic"/>
+                <w:b w:val="0"/>
+                <w:i w:val="0"/>
+                <w:sz w:val="19"/>
+              </w:rPr>
+              <w:t>初版</w:t>
+            </w:r>
+          </w:p>
+        </w:tc>
+      </w:tr>
+      <w:tr>
+        <w:trPr>
+          <w:cantSplit/>
+        </w:trPr>
+        <w:tc>
+          <w:tcPr>
+            <w:tcW w:type="dxa" w:w="1134"/>
+            <w:tcBorders>
+              <w:bottom w:val="single" w:sz="8" w:space="0" w:color="E8ECF0"/>
+            </w:tcBorders>
+          </w:tcPr>
+          <w:p>
+            <w:r/>
+            <w:r>
+              <w:rPr>
+                <w:rFonts w:ascii="BIZ UDPGothic" w:hAnsi="BIZ UDPGothic" w:eastAsia="BIZ UDPGothic"/>
+                <w:b w:val="0"/>
+                <w:i w:val="0"/>
+                <w:sz w:val="19"/>
+              </w:rPr>
+              <w:t>1.1</w:t>
+            </w:r>
+          </w:p>
+        </w:tc>
+        <w:tc>
+          <w:tcPr>
+            <w:tcW w:type="dxa" w:w="1814"/>
+            <w:tcBorders>
+              <w:bottom w:val="single" w:sz="8" w:space="0" w:color="E8ECF0"/>
+            </w:tcBorders>
+          </w:tcPr>
+          <w:p>
+            <w:r/>
+            <w:r>
+              <w:rPr>
+                <w:rFonts w:ascii="BIZ UDPGothic" w:hAnsi="BIZ UDPGothic" w:eastAsia="BIZ UDPGothic"/>
+                <w:b w:val="0"/>
+                <w:i w:val="0"/>
+                <w:sz w:val="19"/>
+              </w:rPr>
+              <w:t>2026-06-23</w:t>
+            </w:r>
+          </w:p>
+        </w:tc>
+        <w:tc>
+          <w:tcPr>
+            <w:tcW w:type="dxa" w:w="6463"/>
+            <w:tcBorders>
+              <w:bottom w:val="single" w:sz="8" w:space="0" w:color="E8ECF0"/>
+            </w:tcBorders>
+          </w:tcPr>
+          <w:p>
+            <w:r/>
+            <w:r>
+              <w:rPr>
+                <w:rFonts w:ascii="BIZ UDPGothic" w:hAnsi="BIZ UDPGothic" w:eastAsia="BIZ UDPGothic"/>
+                <w:b w:val="0"/>
+                <w:i w:val="0"/>
+                <w:sz w:val="19"/>
+              </w:rPr>
+              <w:t>VDI 対応方針・サンプル集約の反映</w:t>
+            </w:r>
+          </w:p>
+        </w:tc>
+      </w:tr>
+      <w:tr>
+        <w:trPr>
+          <w:cantSplit/>
+        </w:trPr>
+        <w:tc>
+          <w:tcPr>
+            <w:tcW w:type="dxa" w:w="1134"/>
+            <w:tcBorders>
+              <w:bottom w:val="single" w:sz="8" w:space="0" w:color="E8ECF0"/>
+            </w:tcBorders>
+          </w:tcPr>
+          <w:p>
+            <w:r/>
+            <w:r>
+              <w:rPr>
+                <w:rFonts w:ascii="BIZ UDPGothic" w:hAnsi="BIZ UDPGothic" w:eastAsia="BIZ UDPGothic"/>
+                <w:b w:val="0"/>
+                <w:i w:val="0"/>
+                <w:sz w:val="19"/>
+              </w:rPr>
+              <w:t>2.0</w:t>
+            </w:r>
+          </w:p>
+        </w:tc>
+        <w:tc>
+          <w:tcPr>
+            <w:tcW w:type="dxa" w:w="1814"/>
+            <w:tcBorders>
+              <w:bottom w:val="single" w:sz="8" w:space="0" w:color="E8ECF0"/>
+            </w:tcBorders>
+          </w:tcPr>
+          <w:p>
+            <w:r/>
+            <w:r>
+              <w:rPr>
+                <w:rFonts w:ascii="BIZ UDPGothic" w:hAnsi="BIZ UDPGothic" w:eastAsia="BIZ UDPGothic"/>
+                <w:b w:val="0"/>
+                <w:i w:val="0"/>
+                <w:sz w:val="19"/>
+              </w:rPr>
+              <w:t>2026-07-04</w:t>
+            </w:r>
+          </w:p>
+        </w:tc>
+        <w:tc>
+          <w:tcPr>
+            <w:tcW w:type="dxa" w:w="6463"/>
+            <w:tcBorders>
+              <w:bottom w:val="single" w:sz="8" w:space="0" w:color="E8ECF0"/>
+            </w:tcBorders>
+          </w:tcPr>
+          <w:p>
+            <w:r/>
+            <w:r>
+              <w:rPr>
+                <w:rFonts w:ascii="BIZ UDPGothic" w:hAnsi="BIZ UDPGothic" w:eastAsia="BIZ UDPGothic"/>
+                <w:b w:val="0"/>
+                <w:i w:val="0"/>
+                <w:sz w:val="19"/>
+              </w:rPr>
+              <w:t>章立ての階層化・アーキテクチャ図の追加・8 モジュール分割の詳細化</w:t>
+            </w:r>
+          </w:p>
+        </w:tc>
+      </w:tr>
+      <w:tr>
+        <w:trPr>
+          <w:cantSplit/>
+        </w:trPr>
+        <w:tc>
+          <w:tcPr>
+            <w:tcW w:type="dxa" w:w="1134"/>
+            <w:tcBorders>
+              <w:bottom w:val="single" w:sz="8" w:space="0" w:color="E8ECF0"/>
+            </w:tcBorders>
+          </w:tcPr>
+          <w:p>
+            <w:r/>
+            <w:r>
+              <w:rPr>
+                <w:rFonts w:ascii="BIZ UDPGothic" w:hAnsi="BIZ UDPGothic" w:eastAsia="BIZ UDPGothic"/>
+                <w:b w:val="0"/>
+                <w:i w:val="0"/>
+                <w:sz w:val="19"/>
+              </w:rPr>
+              <w:t>2.1</w:t>
+            </w:r>
+          </w:p>
+        </w:tc>
+        <w:tc>
+          <w:tcPr>
+            <w:tcW w:type="dxa" w:w="1814"/>
+            <w:tcBorders>
+              <w:bottom w:val="single" w:sz="8" w:space="0" w:color="E8ECF0"/>
+            </w:tcBorders>
+          </w:tcPr>
+          <w:p>
+            <w:r/>
+            <w:r>
+              <w:rPr>
+                <w:rFonts w:ascii="BIZ UDPGothic" w:hAnsi="BIZ UDPGothic" w:eastAsia="BIZ UDPGothic"/>
+                <w:b w:val="0"/>
+                <w:i w:val="0"/>
+                <w:sz w:val="19"/>
+              </w:rPr>
+              <w:t>2026-07-05</w:t>
+            </w:r>
+          </w:p>
+        </w:tc>
+        <w:tc>
+          <w:tcPr>
+            <w:tcW w:type="dxa" w:w="6463"/>
+            <w:tcBorders>
+              <w:bottom w:val="single" w:sz="8" w:space="0" w:color="E8ECF0"/>
+            </w:tcBorders>
+          </w:tcPr>
+          <w:p>
+            <w:r/>
+            <w:r>
+              <w:rPr>
+                <w:rFonts w:ascii="BIZ UDPGothic" w:hAnsi="BIZ UDPGothic" w:eastAsia="BIZ UDPGothic"/>
+                <w:b w:val="0"/>
+                <w:i w:val="0"/>
+                <w:sz w:val="19"/>
+              </w:rPr>
+              <w:t>表紙・改訂履歴の新設、経緯記述の整理と文章の推敲</w:t>
+            </w:r>
+          </w:p>
+        </w:tc>
+      </w:tr>
+    </w:tbl>
+    <w:p>
+      <w:r>
+        <w:br w:type="page"/>
       </w:r>
     </w:p>
     <w:p>
@@ -2441,25 +2807,7 @@
           <w:i w:val="0"/>
           <w:sz w:val="21"/>
         </w:rPr>
-        <w:t xml:space="preserve">かつて </w:t>
-      </w:r>
-      <w:r>
-        <w:rPr>
-          <w:rFonts w:ascii="BIZ UDGothic" w:hAnsi="BIZ UDGothic" w:eastAsia="BIZ UDGothic"/>
-          <w:b w:val="0"/>
-          <w:i w:val="0"/>
-          <w:sz w:val="20"/>
-        </w:rPr>
-        <w:t>ui.html</w:t>
-      </w:r>
-      <w:r>
-        <w:rPr>
-          <w:rFonts w:ascii="BIZ UDPGothic" w:hAnsi="BIZ UDPGothic" w:eastAsia="BIZ UDPGothic"/>
-          <w:b w:val="0"/>
-          <w:i w:val="0"/>
-          <w:sz w:val="21"/>
-        </w:rPr>
-        <w:t xml:space="preserve"> に集約されていたロジックは、現在は責務別の 8 モジュールに分割されている。</w:t>
+        <w:t>フロントエンドのロジックは責務別の 8 モジュールに分割されている。</w:t>
       </w:r>
     </w:p>
     <w:tbl>
@@ -8071,7 +8419,7 @@
           <w:i w:val="0"/>
           <w:sz w:val="20"/>
         </w:rPr>
-        <w:t>——</w:t>
+        <w:t xml:space="preserve">、すなわち </w:t>
       </w:r>
       <w:r>
         <w:rPr>
@@ -8107,7 +8455,7 @@
           <w:i w:val="0"/>
           <w:sz w:val="20"/>
         </w:rPr>
-        <w:t>（vitest 単体テスト）——である。</w:t>
+        <w:t>（vitest 単体テスト）である。</w:t>
       </w:r>
       <w:r>
         <w:rPr>
@@ -9952,7 +10300,7 @@
           <w:i w:val="0"/>
           <w:sz w:val="21"/>
         </w:rPr>
-        <w:t xml:space="preserve">。当初は隔離 </w:t>
+        <w:t xml:space="preserve">。隔離 </w:t>
       </w:r>
       <w:r>
         <w:rPr>
@@ -9988,7 +10336,7 @@
           <w:i w:val="0"/>
           <w:sz w:val="21"/>
         </w:rPr>
-        <w:t>（ソフトウェア描画固定）で起動していたが、VDI ではこの非標準構成だと Edge のレンダラが不安定で</w:t>
+        <w:t>（ソフトウェア描画固定）のような非標準構成は、VDI では Edge のレンダラが不安定になり</w:t>
       </w:r>
       <w:r>
         <w:rPr>
@@ -10006,7 +10354,7 @@
           <w:i w:val="0"/>
           <w:sz w:val="21"/>
         </w:rPr>
-        <w:t>した（</w:t>
+        <w:t>するため使わない（</w:t>
       </w:r>
       <w:r>
         <w:rPr>
@@ -10042,7 +10390,7 @@
           <w:i w:val="0"/>
           <w:sz w:val="21"/>
         </w:rPr>
-        <w:t>。通常の Edge ブラウジング自体は安定）。そこで</w:t>
+        <w:t xml:space="preserve"> が出る。通常の Edge ブラウジング自体は安定）。</w:t>
       </w:r>
       <w:r>
         <w:rPr>
@@ -10060,7 +10408,7 @@
           <w:i w:val="0"/>
           <w:sz w:val="21"/>
         </w:rPr>
-        <w:t>で開く方針に変更した。</w:t>
+        <w:t>で開く。</w:t>
       </w:r>
     </w:p>
     <w:p>
@@ -10316,7 +10664,7 @@
         <w:color w:val="606874"/>
         <w:sz w:val="16"/>
       </w:rPr>
-      <w:t>SVG ラベル位置エディタ 詳細設計書　v2.0</w:t>
+      <w:t>SVG ラベル位置エディタ 詳細設計書　v2.1</w:t>
     </w:r>
     <w:r>
       <w:tab/>
